--- a/Documents/Chomp_TODO_Roadmap_Updated.docx
+++ b/Documents/Chomp_TODO_Roadmap_Updated.docx
@@ -30,23 +30,9 @@
     </w:p>
     <w:p>
       <w:r>
-        <w:rPr>
-          <w:b/>
-        </w:rPr>
-        <w:t xml:space="preserve">Project: </w:t>
-      </w:r>
-      <w:r>
-        <w:t>Chomp - A Shark Maze Arcade Game</w:t>
-      </w:r>
-      <w:r>
-        <w:rPr>
-          <w:b/>
-        </w:rPr>
+        <w:t>Project: Chomp - A Shark Maze Arcade Game</w:t>
         <w:br/>
-        <w:t xml:space="preserve">Current build status: </w:t>
-      </w:r>
-      <w:r>
-        <w:t>Playable browser-based HTML Canvas game with core arcade systems, responsive layout, visual polish, audio, and active Phase A polish work.</w:t>
+        <w:t>Current build status: Playable browser-based HTML Canvas game with Golden Fish, Puffer Guard, 10 configured levels, responsive layout, visual polish, audio, and a completed source-level balance pass for Levels 4-10. Remaining work is final hands-on browser/mobile QA and release polish.</w:t>
       </w:r>
     </w:p>
     <w:p>
@@ -230,12 +216,8 @@
             <w:pPr>
               <w:spacing w:after="0"/>
             </w:pPr>
-            <w:r/>
             <w:r>
-              <w:rPr>
-                <w:b w:val="0"/>
-              </w:rPr>
-              <w:t>Enemies, lives, game over/restart, Frenzy Mode, level clear, 3-level win condition.</w:t>
+              <w:t>Enemies, lives, game over/restart, Frenzy Mode, level clear, and 10-level win condition.</w:t>
             </w:r>
           </w:p>
         </w:tc>
@@ -268,12 +250,8 @@
             <w:pPr>
               <w:spacing w:after="0"/>
             </w:pPr>
-            <w:r/>
             <w:r>
-              <w:rPr>
-                <w:b w:val="0"/>
-              </w:rPr>
-              <w:t>Done for v1</w:t>
+              <w:t>Done for current v1 scope</w:t>
             </w:r>
           </w:p>
         </w:tc>
@@ -286,12 +264,8 @@
             <w:pPr>
               <w:spacing w:after="0"/>
             </w:pPr>
-            <w:r/>
             <w:r>
-              <w:rPr>
-                <w:b w:val="0"/>
-              </w:rPr>
-              <w:t>Three playable maze layouts with progression, difficulty scaling, debug mode.</w:t>
+              <w:t>Ten playable maze layouts with progression, difficulty scaling, debug mode, validation, and recent Levels 4-10 balance pass.</w:t>
             </w:r>
           </w:p>
         </w:tc>
@@ -324,12 +298,8 @@
             <w:pPr>
               <w:spacing w:after="0"/>
             </w:pPr>
-            <w:r/>
             <w:r>
-              <w:rPr>
-                <w:b w:val="0"/>
-              </w:rPr>
-              <w:t>Mostly done</w:t>
+              <w:t>Done as base</w:t>
             </w:r>
           </w:p>
         </w:tc>
@@ -342,12 +312,8 @@
             <w:pPr>
               <w:spacing w:after="0"/>
             </w:pPr>
-            <w:r/>
             <w:r>
-              <w:rPr>
-                <w:b w:val="0"/>
-              </w:rPr>
-              <w:t>HUD, pause, high score, mute/sound, responsive desktop/mobile layout.</w:t>
+              <w:t>HUD, pause, high score, mute/sound, responsive desktop/mobile layout; pending final device QA.</w:t>
             </w:r>
           </w:p>
         </w:tc>
@@ -380,12 +346,8 @@
             <w:pPr>
               <w:spacing w:after="0"/>
             </w:pPr>
-            <w:r/>
             <w:r>
-              <w:rPr>
-                <w:b w:val="0"/>
-              </w:rPr>
-              <w:t>In progress</w:t>
+              <w:t>Done as base</w:t>
             </w:r>
           </w:p>
         </w:tc>
@@ -398,12 +360,8 @@
             <w:pPr>
               <w:spacing w:after="0"/>
             </w:pPr>
-            <w:r/>
             <w:r>
-              <w:rPr>
-                <w:b w:val="0"/>
-              </w:rPr>
-              <w:t>Environment, shark art/chomp, enemy visuals, particles, bubbles, overlays, Frenzy readability.</w:t>
+              <w:t>Environment, chunky shark art/chomp, enemy visuals, particles, bubbles, overlays, and Frenzy readability; pending final browser/device review.</w:t>
             </w:r>
           </w:p>
         </w:tc>
@@ -492,12 +450,8 @@
             <w:pPr>
               <w:spacing w:after="0"/>
             </w:pPr>
-            <w:r/>
             <w:r>
-              <w:rPr>
-                <w:b w:val="0"/>
-              </w:rPr>
-              <w:t>Not started</w:t>
+              <w:t>Mostly complete for v1</w:t>
             </w:r>
           </w:p>
         </w:tc>
@@ -510,12 +464,8 @@
             <w:pPr>
               <w:spacing w:after="0"/>
             </w:pPr>
-            <w:r/>
             <w:r>
-              <w:rPr>
-                <w:b w:val="0"/>
-              </w:rPr>
-              <w:t>Golden Fish, Puffer Guard, 10 levels, mobile final pass, portfolio README.</w:t>
+              <w:t>Golden Fish, Puffer Guard, and 10 levels are implemented. Remaining work: manual browser/mobile QA, screenshots, portfolio README, and release tag.</w:t>
             </w:r>
           </w:p>
         </w:tc>
@@ -718,13 +668,7 @@
         <w:pStyle w:val="ListBullet"/>
       </w:pPr>
       <w:r>
-        <w:rPr>
-          <w:b/>
-        </w:rPr>
-        <w:t xml:space="preserve">[x] </w:t>
-      </w:r>
-      <w:r>
-        <w:t>Added level clear, level progression, three maze layouts, and win condition.</w:t>
+        <w:t>[x] Added level clear, level progression, configured maze layouts, and win condition.</w:t>
       </w:r>
     </w:p>
     <w:p>
@@ -894,13 +838,7 @@
         <w:pStyle w:val="ListBullet"/>
       </w:pPr>
       <w:r>
-        <w:rPr>
-          <w:b/>
-        </w:rPr>
-        <w:t xml:space="preserve">[x] </w:t>
-      </w:r>
-      <w:r>
-        <w:t>Added/queued screen overlay polish and Frenzy Mode readability/balance polish.</w:t>
+        <w:t>[x] Added screen overlay polish, Frenzy Mode readability/balance polish, Golden Fish, Puffer Guard, and 10-level progression.</w:t>
       </w:r>
     </w:p>
     <w:p>
@@ -994,13 +932,7 @@
         <w:pStyle w:val="ListBullet"/>
       </w:pPr>
       <w:r>
-        <w:rPr>
-          <w:b/>
-        </w:rPr>
-        <w:t xml:space="preserve">[ ] </w:t>
-      </w:r>
-      <w:r>
-        <w:t>Test all Phase A changes together on desktop and phone after the latest merge.</w:t>
+        <w:t>[ ] Test all polish, level, Golden Fish, and Puffer changes together on desktop and phone after the latest merge.</w:t>
       </w:r>
     </w:p>
     <w:p>
@@ -1008,13 +940,7 @@
         <w:pStyle w:val="ListBullet"/>
       </w:pPr>
       <w:r>
-        <w:rPr>
-          <w:b/>
-        </w:rPr>
-        <w:t xml:space="preserve">[ ] </w:t>
-      </w:r>
-      <w:r>
-        <w:t>Make a final readability pass: shark/enemy clarity, Frenzy clarity, particle density, HUD scaling.</w:t>
+        <w:t>[x] Make a source-level readability and balance pass: shark/enemy clarity, Frenzy clarity, particle density, HUD scaling, and Levels 4-10 pressure.</w:t>
       </w:r>
     </w:p>
     <w:p>
@@ -1022,13 +948,7 @@
         <w:pStyle w:val="ListBullet"/>
       </w:pPr>
       <w:r>
-        <w:rPr>
-          <w:b/>
-        </w:rPr>
-        <w:t xml:space="preserve">[ ] </w:t>
-      </w:r>
-      <w:r>
-        <w:t>Confirm no console errors, no audio errors, and no performance issues.</w:t>
+        <w:t>[ ] Confirm no console errors, no audio errors, and no performance issues in real browser/device testing.</w:t>
       </w:r>
     </w:p>
     <w:p>
@@ -1036,7 +956,7 @@
         <w:pStyle w:val="Heading1"/>
       </w:pPr>
       <w:r>
-        <w:t>4. Remaining Roadmap</w:t>
+        <w:t>4. Roadmap Status</w:t>
       </w:r>
     </w:p>
     <w:p>
@@ -1052,13 +972,7 @@
         <w:pStyle w:val="ListBullet"/>
       </w:pPr>
       <w:r>
-        <w:rPr>
-          <w:b/>
-        </w:rPr>
-        <w:t xml:space="preserve">[ ] </w:t>
-      </w:r>
-      <w:r>
-        <w:t>Add Golden Fish bonus item that appears temporarily and is not required for level clear.</w:t>
+        <w:t>[x] Add Golden Fish bonus item that appears temporarily and is not required for level clear.</w:t>
       </w:r>
     </w:p>
     <w:p>
@@ -1066,13 +980,7 @@
         <w:pStyle w:val="ListBullet"/>
       </w:pPr>
       <w:r>
-        <w:rPr>
-          <w:b/>
-        </w:rPr>
-        <w:t xml:space="preserve">[ ] </w:t>
-      </w:r>
-      <w:r>
-        <w:t>Award bonus points, possibly scaling by level.</w:t>
+        <w:t>[x] Award Golden Fish bonus points with level-tunable appearance settings.</w:t>
       </w:r>
     </w:p>
     <w:p>
@@ -1080,13 +988,7 @@
         <w:pStyle w:val="ListBullet"/>
       </w:pPr>
       <w:r>
-        <w:rPr>
-          <w:b/>
-        </w:rPr>
-        <w:t xml:space="preserve">[ ] </w:t>
-      </w:r>
-      <w:r>
-        <w:t>Add clear visual shimmer/glow and collection sound/effect.</w:t>
+        <w:t>[x] Add clear visual shimmer/glow and collection sound/effect.</w:t>
       </w:r>
     </w:p>
     <w:p>
@@ -1094,13 +996,7 @@
         <w:pStyle w:val="ListBullet"/>
       </w:pPr>
       <w:r>
-        <w:rPr>
-          <w:b/>
-        </w:rPr>
-        <w:t xml:space="preserve">[ ] </w:t>
-      </w:r>
-      <w:r>
-        <w:t>Ensure it creates risk/reward without disrupting maze flow.</w:t>
+        <w:t>[x] Ensure it creates risk/reward without disrupting maze flow.</w:t>
       </w:r>
     </w:p>
     <w:p>
@@ -1116,13 +1012,7 @@
         <w:pStyle w:val="ListBullet"/>
       </w:pPr>
       <w:r>
-        <w:rPr>
-          <w:b/>
-        </w:rPr>
-        <w:t xml:space="preserve">[ ] </w:t>
-      </w:r>
-      <w:r>
-        <w:t>Add Puffer Guard as a slow route-blocking enemy for later levels.</w:t>
+        <w:t>[x] Add Puffer Guard as a slow route-pressure enemy for later levels.</w:t>
       </w:r>
     </w:p>
     <w:p>
@@ -1130,13 +1020,7 @@
         <w:pStyle w:val="ListBullet"/>
       </w:pPr>
       <w:r>
-        <w:rPr>
-          <w:b/>
-        </w:rPr>
-        <w:t xml:space="preserve">[ ] </w:t>
-      </w:r>
-      <w:r>
-        <w:t>Give it a distinct pufferfish look with slow patrol behavior.</w:t>
+        <w:t>[x] Give it a distinct pufferfish look with slow patrol behavior.</w:t>
       </w:r>
     </w:p>
     <w:p>
@@ -1144,13 +1028,7 @@
         <w:pStyle w:val="ListBullet"/>
       </w:pPr>
       <w:r>
-        <w:rPr>
-          <w:b/>
-        </w:rPr>
-        <w:t xml:space="preserve">[ ] </w:t>
-      </w:r>
-      <w:r>
-        <w:t>Integrate with Frenzy Mode vulnerability and enemy collision system.</w:t>
+        <w:t>[x] Integrate with Frenzy Mode vulnerability and enemy collision system.</w:t>
       </w:r>
     </w:p>
     <w:p>
@@ -1158,13 +1036,7 @@
         <w:pStyle w:val="ListBullet"/>
       </w:pPr>
       <w:r>
-        <w:rPr>
-          <w:b/>
-        </w:rPr>
-        <w:t xml:space="preserve">[ ] </w:t>
-      </w:r>
-      <w:r>
-        <w:t>Introduce only in later levels so early difficulty remains fair.</w:t>
+        <w:t>[x] Introduce through level data so early difficulty remains fair.</w:t>
       </w:r>
     </w:p>
     <w:p>
@@ -1180,13 +1052,7 @@
         <w:pStyle w:val="ListBullet"/>
       </w:pPr>
       <w:r>
-        <w:rPr>
-          <w:b/>
-        </w:rPr>
-        <w:t xml:space="preserve">[ ] </w:t>
-      </w:r>
-      <w:r>
-        <w:t>Add more maze layouts or variations, expanding from 3 levels to 10.</w:t>
+        <w:t>[x] Add more maze layouts or variations, expanding from 3 levels to 10.</w:t>
       </w:r>
     </w:p>
     <w:p>
@@ -1194,13 +1060,7 @@
         <w:pStyle w:val="ListBullet"/>
       </w:pPr>
       <w:r>
-        <w:rPr>
-          <w:b/>
-        </w:rPr>
-        <w:t xml:space="preserve">[ ] </w:t>
-      </w:r>
-      <w:r>
-        <w:t>Improve difficulty scaling across levels: speed, enemy count, Frenzy duration, maze complexity.</w:t>
+        <w:t>[x] Improve difficulty scaling across levels: speed, enemy count, Frenzy duration, maze complexity, and Levels 4-10 balance.</w:t>
       </w:r>
     </w:p>
     <w:p>
@@ -1208,13 +1068,7 @@
         <w:pStyle w:val="ListBullet"/>
       </w:pPr>
       <w:r>
-        <w:rPr>
-          <w:b/>
-        </w:rPr>
-        <w:t xml:space="preserve">[ ] </w:t>
-      </w:r>
-      <w:r>
-        <w:t>Make sure every level has reachable chum and valid spawns.</w:t>
+        <w:t>[x] Make sure every level has reachable chum/Frenzy Bait and valid spawns.</w:t>
       </w:r>
     </w:p>
     <w:p>
@@ -1222,13 +1076,7 @@
         <w:pStyle w:val="ListBullet"/>
       </w:pPr>
       <w:r>
-        <w:rPr>
-          <w:b/>
-        </w:rPr>
-        <w:t xml:space="preserve">[ ] </w:t>
-      </w:r>
-      <w:r>
-        <w:t>Update win condition to trigger after level 10.</w:t>
+        <w:t>[x] Update win condition to trigger after level 10.</w:t>
       </w:r>
     </w:p>
     <w:p>
@@ -1404,7 +1252,7 @@
         <w:pStyle w:val="ListBullet"/>
       </w:pPr>
       <w:r>
-        <w:t>Enemies currently include Dolphin Patrol, Electric Eel, and Diver Drone, each with distinct visual/behavior goals.</w:t>
+        <w:t>Enemies currently include Dolphin Patrol, Electric Eel, Diver Drone, and Puffer Guard, each with distinct visual/behavior goals.</w:t>
       </w:r>
     </w:p>
     <w:p>
@@ -1412,7 +1260,7 @@
         <w:pStyle w:val="ListBullet"/>
       </w:pPr>
       <w:r>
-        <w:t>Lives, game over, restart, pause/resume, high score, debug mode, audio mute, and responsive canvas must keep working.</w:t>
+        <w:t>Golden Fish, lives, game over, restart, pause/resume, high score, debug mode, audio mute, and responsive canvas must keep working.</w:t>
       </w:r>
     </w:p>
     <w:p>
@@ -1451,306 +1299,49 @@
         <w:shd w:fill="EAF8FB"/>
       </w:pPr>
       <w:r>
-        <w:rPr>
-          <w:rFonts w:ascii="Courier New" w:hAnsi="Courier New"/>
-          <w:sz w:val="17"/>
-        </w:rPr>
-        <w:t>I am continuing development on a browser-based HTML Canvas game called CHOMP: A Shark Maze Arcade Game. It is a retro reef arcade maze game where a cartoon shark collects chum, avoids enemies, and uses Frenzy Bait to enter Frenzy Mode and chomp vulnerable enemies.</w:t>
-      </w:r>
-      <w:r>
+        <w:t>I am continuing development on a browser-based HTML Canvas game called CHOMP: A Shark Maze Arcade Game. It is a retro reef arcade maze game where a chunky cartoon shark collects chum, avoids enemies, grabs Golden Fish bonuses, and uses Frenzy Bait to enter Frenzy Mode and chomp vulnerable enemies.</w:t>
         <w:br/>
-      </w:r>
-      <w:r>
-        <w:rPr>
-          <w:rFonts w:ascii="Courier New" w:hAnsi="Courier New"/>
-          <w:sz w:val="17"/>
-        </w:rPr>
-      </w:r>
-      <w:r>
         <w:br/>
-      </w:r>
-      <w:r>
-        <w:rPr>
-          <w:rFonts w:ascii="Courier New" w:hAnsi="Courier New"/>
-          <w:sz w:val="17"/>
-        </w:rPr>
         <w:t>Current implemented features:</w:t>
-      </w:r>
-      <w:r>
         <w:br/>
-      </w:r>
-      <w:r>
-        <w:rPr>
-          <w:rFonts w:ascii="Courier New" w:hAnsi="Courier New"/>
-          <w:sz w:val="17"/>
-        </w:rPr>
-        <w:t>- HTML/CSS/JavaScript Canvas project published/planned for GitHub Pages.</w:t>
-      </w:r>
-      <w:r>
+        <w:t>- HTML/CSS/JavaScript Canvas project suitable for GitHub Pages.</w:t>
         <w:br/>
-      </w:r>
-      <w:r>
-        <w:rPr>
-          <w:rFonts w:ascii="Courier New" w:hAnsi="Courier New"/>
-          <w:sz w:val="17"/>
-        </w:rPr>
-        <w:t>- Tile-based maze system with coral reef walls, water paths, chum, and Frenzy Bait.</w:t>
-      </w:r>
-      <w:r>
+        <w:t>- Tile-based maze system with coral reef walls, water paths, chum, Frenzy Bait, and Golden Fish.</w:t>
         <w:br/>
-      </w:r>
-      <w:r>
-        <w:rPr>
-          <w:rFonts w:ascii="Courier New" w:hAnsi="Courier New"/>
-          <w:sz w:val="17"/>
-        </w:rPr>
-        <w:t>- Shark player movement with Arrow Keys/WASD and mobile swipe, wall collision, and responsive canvas.</w:t>
-      </w:r>
-      <w:r>
+        <w:t>- Shark player movement with Arrow Keys/WASD and mobile swipe, wall collision, responsive canvas, Pac-Man-style chomp, angry eye, direction rotation, and Frenzy appearance.</w:t>
         <w:br/>
-      </w:r>
-      <w:r>
-        <w:rPr>
-          <w:rFonts w:ascii="Courier New" w:hAnsi="Courier New"/>
-          <w:sz w:val="17"/>
-        </w:rPr>
         <w:t>- Score, chum-left counter, lives, game over, restart, pause/resume, localStorage high score, debug mode, and mute/sound button.</w:t>
-      </w:r>
-      <w:r>
         <w:br/>
-      </w:r>
-      <w:r>
-        <w:rPr>
-          <w:rFonts w:ascii="Courier New" w:hAnsi="Courier New"/>
-          <w:sz w:val="17"/>
-        </w:rPr>
-        <w:t>- Enemies: Dolphin Patrol, Electric Eel, and Diver Drone with multiple-enemy system.</w:t>
-      </w:r>
-      <w:r>
+        <w:t>- Enemies: Dolphin Patrol, Electric Eel, Diver Drone, and Puffer Guard with multiple-enemy level data.</w:t>
         <w:br/>
-      </w:r>
-      <w:r>
-        <w:rPr>
-          <w:rFonts w:ascii="Courier New" w:hAnsi="Courier New"/>
-          <w:sz w:val="17"/>
-        </w:rPr>
         <w:t>- Frenzy Mode: triggered by Frenzy Bait, makes enemies vulnerable, shark can chomp enemies for bonus points, timer/display/visual effects.</w:t>
-      </w:r>
-      <w:r>
         <w:br/>
-      </w:r>
-      <w:r>
-        <w:rPr>
-          <w:rFonts w:ascii="Courier New" w:hAnsi="Courier New"/>
-          <w:sz w:val="17"/>
-        </w:rPr>
-        <w:t>- Level clear/progression with 3 maze layouts and win condition.</w:t>
-      </w:r>
-      <w:r>
+        <w:t>- Level clear/progression with 10 configured maze layouts and win condition after Level 10.</w:t>
         <w:br/>
-      </w:r>
-      <w:r>
-        <w:rPr>
-          <w:rFonts w:ascii="Courier New" w:hAnsi="Courier New"/>
-          <w:sz w:val="17"/>
-        </w:rPr>
-        <w:t>- Visual polish: underwater page/HUD, reef maze styling, shark chomping animation with teeth, flatter shark belly, two-lobed shark tail, improved dorsal fin, creature motion polish, bubbles/particles, random shark-pun level-clear messages.</w:t>
-      </w:r>
-      <w:r>
+        <w:t>- Visual polish: underwater page/HUD, reef maze styling, chunky shark art/chomp, creature motion polish, bubbles/particles, random shark-pun level-clear messages.</w:t>
         <w:br/>
-      </w:r>
-      <w:r>
-        <w:rPr>
-          <w:rFonts w:ascii="Courier New" w:hAnsi="Courier New"/>
-          <w:sz w:val="17"/>
-        </w:rPr>
         <w:t>- Audio polish: generated arcade sound effects using Web Audio API, mute saved with localStorage, subtle reverb/echo.</w:t>
-      </w:r>
-      <w:r>
         <w:br/>
-      </w:r>
-      <w:r>
-        <w:rPr>
-          <w:rFonts w:ascii="Courier New" w:hAnsi="Courier New"/>
-          <w:sz w:val="17"/>
-        </w:rPr>
-      </w:r>
-      <w:r>
+        <w:t>- Latest balance pass: Levels 4-10 inspected for reachability, spawn validity, Puffer route blocking, escape routes, enemy pressure, and difficulty progression. Levels 8-10 had enemy speed modifiers reduced so challenge comes from roster density and maze decisions rather than overcrowding at max speed.</w:t>
         <w:br/>
-      </w:r>
-      <w:r>
-        <w:rPr>
-          <w:rFonts w:ascii="Courier New" w:hAnsi="Courier New"/>
-          <w:sz w:val="17"/>
-        </w:rPr>
-        <w:t>Recent Phase A polish tasks:</w:t>
-      </w:r>
-      <w:r>
         <w:br/>
-      </w:r>
-      <w:r>
-        <w:rPr>
-          <w:rFonts w:ascii="Courier New" w:hAnsi="Courier New"/>
-          <w:sz w:val="17"/>
-        </w:rPr>
-        <w:t>- Slightly increased shark speed.</w:t>
-      </w:r>
-      <w:r>
+        <w:t>Do not break existing gameplay. Keep code beginner-friendly, Canvas-only, no external libraries, preserve mobile support, GitHub Pages compatibility, debug mode, audio mute, high score, Golden Fish, Puffer Guard, level progression, and LICENSE. Do not redesign the approved chunky shark unless explicitly requested.</w:t>
         <w:br/>
-      </w:r>
-      <w:r>
-        <w:rPr>
-          <w:rFonts w:ascii="Courier New" w:hAnsi="Courier New"/>
-          <w:sz w:val="17"/>
-        </w:rPr>
-        <w:t>- Improved shark chomp so upper jaw/nose moves with the mouth instead of only the lower mouth opening.</w:t>
-      </w:r>
-      <w:r>
         <w:br/>
-      </w:r>
-      <w:r>
-        <w:rPr>
-          <w:rFonts w:ascii="Courier New" w:hAnsi="Courier New"/>
-          <w:sz w:val="17"/>
-        </w:rPr>
-        <w:t>- Improved creature motion: eel electricity should animate, eel body should slither, dolphin should have a clearer dolphin nose/beak and subtle tail/fin movement, shark tail should animate subtly.</w:t>
-      </w:r>
-      <w:r>
+        <w:t>Next likely roadmap phases:</w:t>
         <w:br/>
-      </w:r>
-      <w:r>
-        <w:rPr>
-          <w:rFonts w:ascii="Courier New" w:hAnsi="Courier New"/>
-          <w:sz w:val="17"/>
-        </w:rPr>
-        <w:t>- Improved overlay screens: start, pause, level clear, game over, win.</w:t>
-      </w:r>
-      <w:r>
+        <w:t>1. Run full manual browser playtesting on desktop for Levels 1-10, with extra attention to Levels 4-10 and the Level 10 win flow.</w:t>
         <w:br/>
-      </w:r>
-      <w:r>
-        <w:rPr>
-          <w:rFonts w:ascii="Courier New" w:hAnsi="Courier New"/>
-          <w:sz w:val="17"/>
-        </w:rPr>
-        <w:t>- Improved Frenzy Mode readability: clear FRENZY start/end feedback, better vulnerable enemy visuals, clearer timer/warning.</w:t>
-      </w:r>
-      <w:r>
+        <w:t>2. Run mobile/iPhone Safari testing from the GitHub Pages link: tap start/restart, swipe movement, pause, mute, audio unlock, scaling, and no unwanted scrolling.</w:t>
         <w:br/>
-      </w:r>
-      <w:r>
-        <w:rPr>
-          <w:rFonts w:ascii="Courier New" w:hAnsi="Courier New"/>
-          <w:sz w:val="17"/>
-        </w:rPr>
-      </w:r>
-      <w:r>
+        <w:t>3. Capture final screenshots or GIFs if desired for portfolio presentation.</w:t>
         <w:br/>
-      </w:r>
-      <w:r>
-        <w:rPr>
-          <w:rFonts w:ascii="Courier New" w:hAnsi="Courier New"/>
-          <w:sz w:val="17"/>
-        </w:rPr>
-        <w:t>Do not break existing gameplay. Keep code beginner-friendly, Canvas-only, no external libraries, preserve mobile support, GitHub Pages compatibility, debug mode, audio mute, high score, and LICENSE.</w:t>
-      </w:r>
-      <w:r>
+        <w:t>4. Finalize README/release polish and tag a stable v1.0 milestone when ready.</w:t>
         <w:br/>
-      </w:r>
-      <w:r>
-        <w:rPr>
-          <w:rFonts w:ascii="Courier New" w:hAnsi="Courier New"/>
-          <w:sz w:val="17"/>
-        </w:rPr>
-      </w:r>
-      <w:r>
+        <w:t>5. Later, consider post-v1 expansion toward additional levels only after the 10-level build is fully validated.</w:t>
         <w:br/>
-      </w:r>
-      <w:r>
-        <w:rPr>
-          <w:rFonts w:ascii="Courier New" w:hAnsi="Courier New"/>
-          <w:sz w:val="17"/>
-        </w:rPr>
-        <w:t>Next likely roadmap phases:</w:t>
-      </w:r>
-      <w:r>
         <w:br/>
-      </w:r>
-      <w:r>
-        <w:rPr>
-          <w:rFonts w:ascii="Courier New" w:hAnsi="Courier New"/>
-          <w:sz w:val="17"/>
-        </w:rPr>
-        <w:t>1. Finish Phase A final testing/readability/performance pass.</w:t>
-      </w:r>
-      <w:r>
-        <w:br/>
-      </w:r>
-      <w:r>
-        <w:rPr>
-          <w:rFonts w:ascii="Courier New" w:hAnsi="Courier New"/>
-          <w:sz w:val="17"/>
-        </w:rPr>
-        <w:t>2. Add Golden Fish bonus item.</w:t>
-      </w:r>
-      <w:r>
-        <w:br/>
-      </w:r>
-      <w:r>
-        <w:rPr>
-          <w:rFonts w:ascii="Courier New" w:hAnsi="Courier New"/>
-          <w:sz w:val="17"/>
-        </w:rPr>
-        <w:t>3. Add Puffer Guard enemy.</w:t>
-      </w:r>
-      <w:r>
-        <w:br/>
-      </w:r>
-      <w:r>
-        <w:rPr>
-          <w:rFonts w:ascii="Courier New" w:hAnsi="Courier New"/>
-          <w:sz w:val="17"/>
-        </w:rPr>
-        <w:t>4. Expand from 3 levels to 10 levels.</w:t>
-      </w:r>
-      <w:r>
-        <w:br/>
-      </w:r>
-      <w:r>
-        <w:rPr>
-          <w:rFonts w:ascii="Courier New" w:hAnsi="Courier New"/>
-          <w:sz w:val="17"/>
-        </w:rPr>
-        <w:t>5. Final mobile/GitHub Pages testing.</w:t>
-      </w:r>
-      <w:r>
-        <w:br/>
-      </w:r>
-      <w:r>
-        <w:rPr>
-          <w:rFonts w:ascii="Courier New" w:hAnsi="Courier New"/>
-          <w:sz w:val="17"/>
-        </w:rPr>
-        <w:t>6. Portfolio README/release polish.</w:t>
-      </w:r>
-      <w:r>
-        <w:br/>
-      </w:r>
-      <w:r>
-        <w:rPr>
-          <w:rFonts w:ascii="Courier New" w:hAnsi="Courier New"/>
-          <w:sz w:val="17"/>
-        </w:rPr>
-      </w:r>
-      <w:r>
-        <w:br/>
-      </w:r>
-      <w:r>
-        <w:rPr>
-          <w:rFonts w:ascii="Courier New" w:hAnsi="Courier New"/>
-          <w:sz w:val="17"/>
-        </w:rPr>
-        <w:t>When giving Codex prompts, provide one focused feature at a time and include git commit messages.</w:t>
+        <w:t>When giving Codex prompts, provide one focused task at a time and include git commit messages.</w:t>
       </w:r>
     </w:p>
     <w:p>
@@ -1934,13 +1525,7 @@
         <w:pStyle w:val="ListBullet"/>
       </w:pPr>
       <w:r>
-        <w:rPr>
-          <w:b/>
-        </w:rPr>
-        <w:t xml:space="preserve">[ ] </w:t>
-      </w:r>
-      <w:r>
-        <w:t>Game loads with no console errors.</w:t>
+        <w:t>[ ] Game loads with no console errors, including the level validator pass for all 10 levels.</w:t>
       </w:r>
     </w:p>
     <w:p>
@@ -1976,13 +1561,7 @@
         <w:pStyle w:val="ListBullet"/>
       </w:pPr>
       <w:r>
-        <w:rPr>
-          <w:b/>
-        </w:rPr>
-        <w:t xml:space="preserve">[ ] </w:t>
-      </w:r>
-      <w:r>
-        <w:t>Shark chomp, jaw/nose motion, tail motion, and direction facing look correct.</w:t>
+        <w:t>[ ] Chunky shark chomp, angry eye, Frenzy appearance, tail motion, and direction facing look correct.</w:t>
       </w:r>
     </w:p>
     <w:p>
@@ -1990,13 +1569,7 @@
         <w:pStyle w:val="ListBullet"/>
       </w:pPr>
       <w:r>
-        <w:rPr>
-          <w:b/>
-        </w:rPr>
-        <w:t xml:space="preserve">[ ] </w:t>
-      </w:r>
-      <w:r>
-        <w:t>Dolphin, eel, and drone visuals remain readable during normal and Frenzy states.</w:t>
+        <w:t>[ ] Dolphin, eel, drone, and Puffer Guard visuals remain readable during normal and Frenzy states.</w:t>
       </w:r>
     </w:p>
     <w:p>
@@ -2110,13 +1683,7 @@
         <w:pStyle w:val="ListBullet"/>
       </w:pPr>
       <w:r>
-        <w:rPr>
-          <w:b/>
-        </w:rPr>
-        <w:t xml:space="preserve">[ ] </w:t>
-      </w:r>
-      <w:r>
-        <w:t>Performance stays smooth with bubbles, particles, creature animation, and audio.</w:t>
+        <w:t>[ ] Performance stays smooth with bubbles, particles, creature animation, audio, and later-level enemy counts.</w:t>
       </w:r>
     </w:p>
     <w:sectPr>

--- a/Documents/Chomp_TODO_Roadmap_Updated.docx
+++ b/Documents/Chomp_TODO_Roadmap_Updated.docx
@@ -32,7 +32,7 @@
       <w:r>
         <w:t>Project: Chomp - A Shark Maze Arcade Game</w:t>
         <w:br/>
-        <w:t>Current build status: Playable browser-based HTML Canvas game with Golden Fish, Puffer Guard, 10 configured levels, responsive layout, visual polish, audio, and a completed source-level balance pass for Levels 4-10. Remaining work is final hands-on browser/mobile QA and release polish.</w:t>
+        <w:t>Current build status: Playable browser-based HTML Canvas game with Golden Fish, Puffer Guard, 20 configured levels, responsive layout, visual polish, audio, and a completed source-level validation pass for all configured levels. Levels 11-20 add the next expansion batch while preserving the existing v1 systems.</w:t>
       </w:r>
     </w:p>
     <w:p>
@@ -261,11 +261,8 @@
             <w:vAlign w:val="top"/>
           </w:tcPr>
           <w:p>
-            <w:pPr>
-              <w:spacing w:after="0"/>
-            </w:pPr>
             <w:r>
-              <w:t>Ten playable maze layouts with progression, difficulty scaling, debug mode, validation, and recent Levels 4-10 balance pass.</w:t>
+              <w:t>Twenty playable maze layouts with progression, difficulty scaling, debug mode, validation, and recent Levels 11-20 expansion pass.</w:t>
             </w:r>
           </w:p>
         </w:tc>
@@ -447,11 +444,8 @@
             <w:vAlign w:val="top"/>
           </w:tcPr>
           <w:p>
-            <w:pPr>
-              <w:spacing w:after="0"/>
-            </w:pPr>
             <w:r>
-              <w:t>Mostly complete for v1</w:t>
+              <w:t>Complete through Level 20</w:t>
             </w:r>
           </w:p>
         </w:tc>
@@ -461,11 +455,8 @@
             <w:vAlign w:val="top"/>
           </w:tcPr>
           <w:p>
-            <w:pPr>
-              <w:spacing w:after="0"/>
-            </w:pPr>
             <w:r>
-              <w:t>Golden Fish, Puffer Guard, and 10 levels are implemented. Remaining work: manual browser/mobile QA, screenshots, portfolio README, and release tag.</w:t>
+              <w:t>Golden Fish, Puffer Guard, and 20 levels are implemented. Remaining work: manual browser/mobile QA, screenshots, portfolio README, release tag, and eventual Levels 21-50 planning.</w:t>
             </w:r>
           </w:p>
         </w:tc>
@@ -838,7 +829,7 @@
         <w:pStyle w:val="ListBullet"/>
       </w:pPr>
       <w:r>
-        <w:t>[x] Added screen overlay polish, Frenzy Mode readability/balance polish, Golden Fish, Puffer Guard, and 10-level progression.</w:t>
+        <w:t>[x] Added screen overlay polish, Frenzy Mode readability/balance polish, Golden Fish, Puffer Guard, and 20-level progression.</w:t>
       </w:r>
     </w:p>
     <w:p>
@@ -940,7 +931,7 @@
         <w:pStyle w:val="ListBullet"/>
       </w:pPr>
       <w:r>
-        <w:t>[x] Make a source-level readability and balance pass: shark/enemy clarity, Frenzy clarity, particle density, HUD scaling, and Levels 4-10 pressure.</w:t>
+        <w:t>[x] Make source-level readability and balance passes: shark/enemy clarity, Frenzy clarity, particle density, HUD scaling, Levels 4-10 pressure, and Levels 11-20 expansion structure.</w:t>
       </w:r>
     </w:p>
     <w:p>
@@ -1304,7 +1295,7 @@
         <w:br/>
         <w:t>Current implemented features:</w:t>
         <w:br/>
-        <w:t>- HTML/CSS/JavaScript Canvas project suitable for GitHub Pages.</w:t>
+        <w:t>- HTML/CSS/JavaScript Canvas project published through GitHub Pages.</w:t>
         <w:br/>
         <w:t>- Tile-based maze system with coral reef walls, water paths, chum, Frenzy Bait, and Golden Fish.</w:t>
         <w:br/>
@@ -1316,13 +1307,13 @@
         <w:br/>
         <w:t>- Frenzy Mode: triggered by Frenzy Bait, makes enemies vulnerable, shark can chomp enemies for bonus points, timer/display/visual effects.</w:t>
         <w:br/>
-        <w:t>- Level clear/progression with 10 configured maze layouts and win condition after Level 10.</w:t>
+        <w:t>- Level clear/progression with 20 configured maze layouts and final victory after Level 20.</w:t>
         <w:br/>
         <w:t>- Visual polish: underwater page/HUD, reef maze styling, chunky shark art/chomp, creature motion polish, bubbles/particles, random shark-pun level-clear messages.</w:t>
         <w:br/>
         <w:t>- Audio polish: generated arcade sound effects using Web Audio API, mute saved with localStorage, subtle reverb/echo.</w:t>
         <w:br/>
-        <w:t>- Latest balance pass: Levels 4-10 inspected for reachability, spawn validity, Puffer route blocking, escape routes, enemy pressure, and difficulty progression. Levels 8-10 had enemy speed modifiers reduced so challenge comes from roster density and maze decisions rather than overcrowding at max speed.</w:t>
+        <w:t>- Latest expansion pass: Levels 11-20 were added with a deliberate second-batch difficulty curve. Puffers remain selective, Levels 18-20 are the main balancing risk area, and all configured levels pass the existing validator.</w:t>
         <w:br/>
         <w:br/>
         <w:t>Do not break existing gameplay. Keep code beginner-friendly, Canvas-only, no external libraries, preserve mobile support, GitHub Pages compatibility, debug mode, audio mute, high score, Golden Fish, Puffer Guard, level progression, and LICENSE. Do not redesign the approved chunky shark unless explicitly requested.</w:t>
@@ -1330,15 +1321,17 @@
         <w:br/>
         <w:t>Next likely roadmap phases:</w:t>
         <w:br/>
-        <w:t>1. Run full manual browser playtesting on desktop for Levels 1-10, with extra attention to Levels 4-10 and the Level 10 win flow.</w:t>
+        <w:t>1. Run full manual browser playtesting on desktop for Levels 11-20, with extra attention to Levels 18-20 and the Level 20 victory flow.</w:t>
         <w:br/>
-        <w:t>2. Run mobile/iPhone Safari testing from the GitHub Pages link: tap start/restart, swipe movement, pause, mute, audio unlock, scaling, and no unwanted scrolling.</w:t>
+        <w:t>2. Run mobile/iPhone Safari testing from the GitHub Pages link for the expanded level set: tap start/restart, swipe movement, pause, mute, audio unlock, scaling, and no unwanted scrolling.</w:t>
         <w:br/>
-        <w:t>3. Capture final screenshots or GIFs if desired for portfolio presentation.</w:t>
+        <w:t>3. Tune Levels 18-20 only if live testing shows speed, enemy density, or Puffer placement is unfair.</w:t>
         <w:br/>
-        <w:t>4. Finalize README/release polish and tag a stable v1.0 milestone when ready.</w:t>
+        <w:t>4. Capture final screenshots or GIFs if desired for portfolio presentation.</w:t>
         <w:br/>
-        <w:t>5. Later, consider post-v1 expansion toward additional levels only after the 10-level build is fully validated.</w:t>
+        <w:t>5. Finalize README/release polish and tag a stable milestone when ready.</w:t>
+        <w:br/>
+        <w:t>6. Later, consider post-v1 expansion toward Levels 21-50 only after the 20-level build is fully validated.</w:t>
         <w:br/>
         <w:br/>
         <w:t>When giving Codex prompts, provide one focused task at a time and include git commit messages.</w:t>
@@ -1686,6 +1679,39 @@
         <w:t>[ ] Performance stays smooth with bubbles, particles, creature animation, audio, and later-level enemy counts.</w:t>
       </w:r>
     </w:p>
+    <w:p>
+      <w:pPr>
+        <w:pStyle w:val="Heading2"/>
+      </w:pPr>
+      <w:r>
+        <w:t>Phase G - Levels 11-20 Expansion</w:t>
+      </w:r>
+    </w:p>
+    <w:p>
+      <w:r>
+        <w:t>[x] Add Levels 11-20 using the existing level-data format.</w:t>
+      </w:r>
+    </w:p>
+    <w:p>
+      <w:r>
+        <w:t>[x] Preserve Levels 1-10 and all existing systems.</w:t>
+      </w:r>
+    </w:p>
+    <w:p>
+      <w:r>
+        <w:t>[x] Keep Golden Fish available and document custom later-level timing.</w:t>
+      </w:r>
+    </w:p>
+    <w:p>
+      <w:r>
+        <w:t>[x] Validate all 20 configured levels with reachable collectibles and valid spawns.</w:t>
+      </w:r>
+    </w:p>
+    <w:p>
+      <w:r>
+        <w:t>[ ] Complete live browser/mobile playtesting for Levels 11-20, especially Levels 18-20.</w:t>
+      </w:r>
+    </w:p>
     <w:sectPr>
       <w:pgSz w:w="12240" w:h="15840"/>
       <w:pgMar w:top="864" w:right="936" w:bottom="864" w:left="936" w:header="720" w:footer="720" w:gutter="0"/>

--- a/Documents/Chomp_TODO_Roadmap_Updated.docx
+++ b/Documents/Chomp_TODO_Roadmap_Updated.docx
@@ -8,11 +8,12 @@
       </w:pPr>
       <w:r>
         <w:rPr>
+          <w:rFonts w:ascii="Arial" w:hAnsi="Arial"/>
           <w:b/>
-          <w:color w:val="00A0BE"/>
-          <w:sz w:val="48"/>
+          <w:color w:val="1F7896"/>
+          <w:sz w:val="44"/>
         </w:rPr>
-        <w:t>CHOMP TODO ROADMAP</w:t>
+        <w:t>CHOMP Roadmap and Development Plan</w:t>
       </w:r>
     </w:p>
     <w:p>
@@ -21,18 +22,25 @@
       </w:pPr>
       <w:r>
         <w:rPr>
-          <w:i/>
-          <w:color w:val="505050"/>
+          <w:rFonts w:ascii="Arial" w:hAnsi="Arial"/>
+          <w:color w:val="606973"/>
           <w:sz w:val="22"/>
         </w:rPr>
-        <w:t>Updated development status, remaining phases, and pickup prompt</w:t>
+        <w:t>Current status, revised direction, and remaining priorities</w:t>
       </w:r>
     </w:p>
     <w:p>
+      <w:pPr>
+        <w:jc w:val="center"/>
+      </w:pPr>
       <w:r>
-        <w:t>Project: Chomp - A Shark Maze Arcade Game</w:t>
-        <w:br/>
-        <w:t>Current build status: Playable browser-based HTML Canvas game with Golden Fish, Puffer Guard, 20 configured levels, responsive layout, visual polish, audio, and a completed source-level validation pass for all configured levels. Levels 11-20 add the next expansion batch while preserving the existing v1 systems.</w:t>
+        <w:rPr>
+          <w:rFonts w:ascii="Arial" w:hAnsi="Arial"/>
+          <w:i/>
+          <w:color w:val="606973"/>
+          <w:sz w:val="18"/>
+        </w:rPr>
+        <w:t>Revision date: July 23, 2026</w:t>
       </w:r>
     </w:p>
     <w:p>
@@ -40,36 +48,43 @@
         <w:pStyle w:val="Heading1"/>
       </w:pPr>
       <w:r>
-        <w:t>1. Current Status Snapshot</w:t>
+        <w:rPr>
+          <w:rFonts w:ascii="Arial" w:hAnsi="Arial"/>
+          <w:color w:val="1F7896"/>
+        </w:rPr>
+        <w:t>Current Snapshot</w:t>
+      </w:r>
+    </w:p>
+    <w:p>
+      <w:pPr/>
+      <w:r>
+        <w:t>CHOMP has grown from a small Canvas maze prototype into a complete 50-level browser arcade game published for GitHub Pages. The present focus is testing, balancing, reliability, and targeted polish rather than adding many new gameplay systems.</w:t>
       </w:r>
     </w:p>
     <w:tbl>
       <w:tblPr>
         <w:tblStyle w:val="TableGrid"/>
         <w:tblW w:type="auto" w:w="0"/>
-        <w:jc w:val="center"/>
         <w:tblLook w:firstColumn="1" w:firstRow="1" w:lastColumn="0" w:lastRow="0" w:noHBand="0" w:noVBand="1" w:val="04A0"/>
       </w:tblPr>
       <w:tblGrid>
-        <w:gridCol w:w="3456"/>
-        <w:gridCol w:w="3456"/>
-        <w:gridCol w:w="3456"/>
+        <w:gridCol w:w="5040"/>
+        <w:gridCol w:w="5040"/>
       </w:tblGrid>
       <w:tr>
         <w:tc>
           <w:tcPr>
-            <w:tcW w:type="dxa" w:w="3456"/>
-            <w:shd w:fill="006B82"/>
+            <w:tcW w:type="dxa" w:w="5040"/>
+            <w:shd w:fill="1F7896"/>
           </w:tcPr>
           <w:p>
-            <w:pPr>
-              <w:spacing w:after="0"/>
-            </w:pPr>
             <w:r/>
             <w:r>
               <w:rPr>
+                <w:rFonts w:ascii="Arial" w:hAnsi="Arial"/>
                 <w:b/>
                 <w:color w:val="FFFFFF"/>
+                <w:sz w:val="18"/>
               </w:rPr>
               <w:t>Area</w:t>
             </w:r>
@@ -77,39 +92,19 @@
         </w:tc>
         <w:tc>
           <w:tcPr>
-            <w:tcW w:type="dxa" w:w="3456"/>
-            <w:shd w:fill="006B82"/>
+            <w:tcW w:type="dxa" w:w="5040"/>
+            <w:shd w:fill="1F7896"/>
           </w:tcPr>
           <w:p>
-            <w:pPr>
-              <w:spacing w:after="0"/>
-            </w:pPr>
             <w:r/>
             <w:r>
               <w:rPr>
+                <w:rFonts w:ascii="Arial" w:hAnsi="Arial"/>
                 <w:b/>
                 <w:color w:val="FFFFFF"/>
+                <w:sz w:val="18"/>
               </w:rPr>
-              <w:t>Status</w:t>
-            </w:r>
-          </w:p>
-        </w:tc>
-        <w:tc>
-          <w:tcPr>
-            <w:tcW w:type="dxa" w:w="3456"/>
-            <w:shd w:fill="006B82"/>
-          </w:tcPr>
-          <w:p>
-            <w:pPr>
-              <w:spacing w:after="0"/>
-            </w:pPr>
-            <w:r/>
-            <w:r>
-              <w:rPr>
-                <w:b/>
-                <w:color w:val="FFFFFF"/>
-              </w:rPr>
-              <w:t>Notes</w:t>
+              <w:t>Current status</w:t>
             </w:r>
           </w:p>
         </w:tc>
@@ -117,55 +112,33 @@
       <w:tr>
         <w:tc>
           <w:tcPr>
-            <w:tcW w:type="dxa" w:w="3456"/>
-            <w:vAlign w:val="top"/>
+            <w:tcW w:type="dxa" w:w="5040"/>
           </w:tcPr>
           <w:p>
-            <w:pPr>
-              <w:spacing w:after="0"/>
-            </w:pPr>
             <w:r/>
             <w:r>
               <w:rPr>
-                <w:b/>
+                <w:rFonts w:ascii="Arial" w:hAnsi="Arial"/>
+                <w:b w:val="0"/>
+                <w:sz w:val="18"/>
               </w:rPr>
-              <w:t>Core prototype</w:t>
+              <w:t>Core game</w:t>
             </w:r>
           </w:p>
         </w:tc>
         <w:tc>
           <w:tcPr>
-            <w:tcW w:type="dxa" w:w="3456"/>
-            <w:vAlign w:val="top"/>
+            <w:tcW w:type="dxa" w:w="5040"/>
           </w:tcPr>
           <w:p>
-            <w:pPr>
-              <w:spacing w:after="0"/>
-            </w:pPr>
             <w:r/>
             <w:r>
               <w:rPr>
+                <w:rFonts w:ascii="Arial" w:hAnsi="Arial"/>
                 <w:b w:val="0"/>
+                <w:sz w:val="18"/>
               </w:rPr>
-              <w:t>Done</w:t>
-            </w:r>
-          </w:p>
-        </w:tc>
-        <w:tc>
-          <w:tcPr>
-            <w:tcW w:type="dxa" w:w="3456"/>
-            <w:vAlign w:val="top"/>
-          </w:tcPr>
-          <w:p>
-            <w:pPr>
-              <w:spacing w:after="0"/>
-            </w:pPr>
-            <w:r/>
-            <w:r>
-              <w:rPr>
-                <w:b w:val="0"/>
-              </w:rPr>
-              <w:t>Canvas, start screen, maze grid, shark movement, wall collision, chum, scoring.</w:t>
+              <w:t>Browser-based HTML Canvas arcade game with 50 playable levels, desktop/mobile controls, pause, restart, high-score display, high-score storage, level progression, and final victory.</w:t>
             </w:r>
           </w:p>
         </w:tc>
@@ -173,51 +146,33 @@
       <w:tr>
         <w:tc>
           <w:tcPr>
-            <w:tcW w:type="dxa" w:w="3456"/>
-            <w:vAlign w:val="top"/>
+            <w:tcW w:type="dxa" w:w="5040"/>
           </w:tcPr>
           <w:p>
-            <w:pPr>
-              <w:spacing w:after="0"/>
-            </w:pPr>
             <w:r/>
             <w:r>
               <w:rPr>
-                <w:b/>
+                <w:rFonts w:ascii="Arial" w:hAnsi="Arial"/>
+                <w:b w:val="0"/>
+                <w:sz w:val="18"/>
               </w:rPr>
-              <w:t>Core arcade loop</w:t>
+              <w:t>Enemy roster</w:t>
             </w:r>
           </w:p>
         </w:tc>
         <w:tc>
           <w:tcPr>
-            <w:tcW w:type="dxa" w:w="3456"/>
-            <w:vAlign w:val="top"/>
+            <w:tcW w:type="dxa" w:w="5040"/>
           </w:tcPr>
           <w:p>
-            <w:pPr>
-              <w:spacing w:after="0"/>
-            </w:pPr>
             <w:r/>
             <w:r>
               <w:rPr>
+                <w:rFonts w:ascii="Arial" w:hAnsi="Arial"/>
                 <w:b w:val="0"/>
+                <w:sz w:val="18"/>
               </w:rPr>
-              <w:t>Done</w:t>
-            </w:r>
-          </w:p>
-        </w:tc>
-        <w:tc>
-          <w:tcPr>
-            <w:tcW w:type="dxa" w:w="3456"/>
-            <w:vAlign w:val="top"/>
-          </w:tcPr>
-          <w:p>
-            <w:pPr>
-              <w:spacing w:after="0"/>
-            </w:pPr>
-            <w:r>
-              <w:t>Enemies, lives, game over/restart, Frenzy Mode, level clear, and 10-level win condition.</w:t>
+              <w:t>Dolphin Patrol, Electric Eel, Diver Drone, and Puffer Guard are implemented and used across the level set.</w:t>
             </w:r>
           </w:p>
         </w:tc>
@@ -225,44 +180,33 @@
       <w:tr>
         <w:tc>
           <w:tcPr>
-            <w:tcW w:type="dxa" w:w="3456"/>
-            <w:vAlign w:val="top"/>
+            <w:tcW w:type="dxa" w:w="5040"/>
           </w:tcPr>
           <w:p>
-            <w:pPr>
-              <w:spacing w:after="0"/>
-            </w:pPr>
             <w:r/>
             <w:r>
               <w:rPr>
-                <w:b/>
+                <w:rFonts w:ascii="Arial" w:hAnsi="Arial"/>
+                <w:b w:val="0"/>
+                <w:sz w:val="18"/>
               </w:rPr>
-              <w:t>Level system</w:t>
+              <w:t>Collectibles and power systems</w:t>
             </w:r>
           </w:p>
         </w:tc>
         <w:tc>
           <w:tcPr>
-            <w:tcW w:type="dxa" w:w="3456"/>
-            <w:vAlign w:val="top"/>
+            <w:tcW w:type="dxa" w:w="5040"/>
           </w:tcPr>
           <w:p>
-            <w:pPr>
-              <w:spacing w:after="0"/>
-            </w:pPr>
+            <w:r/>
             <w:r>
-              <w:t>Done for current v1 scope</w:t>
-            </w:r>
-          </w:p>
-        </w:tc>
-        <w:tc>
-          <w:tcPr>
-            <w:tcW w:type="dxa" w:w="3456"/>
-            <w:vAlign w:val="top"/>
-          </w:tcPr>
-          <w:p>
-            <w:r>
-              <w:t>Twenty playable maze layouts with progression, difficulty scaling, debug mode, validation, and recent Levels 11-20 expansion pass.</w:t>
+              <w:rPr>
+                <w:rFonts w:ascii="Arial" w:hAnsi="Arial"/>
+                <w:b w:val="0"/>
+                <w:sz w:val="18"/>
+              </w:rPr>
+              <w:t>Chum, Frenzy Bait, Golden Fish, Frenzy Mode, score bonuses, and level clear bonuses are implemented.</w:t>
             </w:r>
           </w:p>
         </w:tc>
@@ -270,47 +214,33 @@
       <w:tr>
         <w:tc>
           <w:tcPr>
-            <w:tcW w:type="dxa" w:w="3456"/>
-            <w:vAlign w:val="top"/>
+            <w:tcW w:type="dxa" w:w="5040"/>
           </w:tcPr>
           <w:p>
-            <w:pPr>
-              <w:spacing w:after="0"/>
-            </w:pPr>
             <w:r/>
             <w:r>
               <w:rPr>
-                <w:b/>
+                <w:rFonts w:ascii="Arial" w:hAnsi="Arial"/>
+                <w:b w:val="0"/>
+                <w:sz w:val="18"/>
               </w:rPr>
-              <w:t>UI/HUD</w:t>
+              <w:t>Lives</w:t>
             </w:r>
           </w:p>
         </w:tc>
         <w:tc>
           <w:tcPr>
-            <w:tcW w:type="dxa" w:w="3456"/>
-            <w:vAlign w:val="top"/>
+            <w:tcW w:type="dxa" w:w="5040"/>
           </w:tcPr>
           <w:p>
-            <w:pPr>
-              <w:spacing w:after="0"/>
-            </w:pPr>
+            <w:r/>
             <w:r>
-              <w:t>Done as base</w:t>
-            </w:r>
-          </w:p>
-        </w:tc>
-        <w:tc>
-          <w:tcPr>
-            <w:tcW w:type="dxa" w:w="3456"/>
-            <w:vAlign w:val="top"/>
-          </w:tcPr>
-          <w:p>
-            <w:pPr>
-              <w:spacing w:after="0"/>
-            </w:pPr>
-            <w:r>
-              <w:t>HUD, pause, high score, mute/sound, responsive desktop/mobile layout; pending final device QA.</w:t>
+              <w:rPr>
+                <w:rFonts w:ascii="Arial" w:hAnsi="Arial"/>
+                <w:b w:val="0"/>
+                <w:sz w:val="18"/>
+              </w:rPr>
+              <w:t>The player starts with 3 lives. Extra-life rewards are implemented after every 3 completed levels with a 5-life cap and no final-level reward; browser verification remains a next priority.</w:t>
             </w:r>
           </w:p>
         </w:tc>
@@ -318,47 +248,33 @@
       <w:tr>
         <w:tc>
           <w:tcPr>
-            <w:tcW w:type="dxa" w:w="3456"/>
-            <w:vAlign w:val="top"/>
+            <w:tcW w:type="dxa" w:w="5040"/>
           </w:tcPr>
           <w:p>
-            <w:pPr>
-              <w:spacing w:after="0"/>
-            </w:pPr>
             <w:r/>
             <w:r>
               <w:rPr>
-                <w:b/>
+                <w:rFonts w:ascii="Arial" w:hAnsi="Arial"/>
+                <w:b w:val="0"/>
+                <w:sz w:val="18"/>
               </w:rPr>
-              <w:t>Visual polish</w:t>
+              <w:t>Audio</w:t>
             </w:r>
           </w:p>
         </w:tc>
         <w:tc>
           <w:tcPr>
-            <w:tcW w:type="dxa" w:w="3456"/>
-            <w:vAlign w:val="top"/>
+            <w:tcW w:type="dxa" w:w="5040"/>
           </w:tcPr>
           <w:p>
-            <w:pPr>
-              <w:spacing w:after="0"/>
-            </w:pPr>
+            <w:r/>
             <w:r>
-              <w:t>Done as base</w:t>
-            </w:r>
-          </w:p>
-        </w:tc>
-        <w:tc>
-          <w:tcPr>
-            <w:tcW w:type="dxa" w:w="3456"/>
-            <w:vAlign w:val="top"/>
-          </w:tcPr>
-          <w:p>
-            <w:pPr>
-              <w:spacing w:after="0"/>
-            </w:pPr>
-            <w:r>
-              <w:t>Environment, chunky shark art/chomp, enemy visuals, particles, bubbles, overlays, and Frenzy readability; pending final browser/device review.</w:t>
+              <w:rPr>
+                <w:rFonts w:ascii="Arial" w:hAnsi="Arial"/>
+                <w:b w:val="0"/>
+                <w:sz w:val="18"/>
+              </w:rPr>
+              <w:t>Main music, start-screen music, Frenzy music, timer-based Frenzy slowdown, death sound, final victory music, generated arcade SFX, mute, saved mute preference, and Web Audio unlock handling are implemented.</w:t>
             </w:r>
           </w:p>
         </w:tc>
@@ -366,55 +282,33 @@
       <w:tr>
         <w:tc>
           <w:tcPr>
-            <w:tcW w:type="dxa" w:w="3456"/>
-            <w:vAlign w:val="top"/>
+            <w:tcW w:type="dxa" w:w="5040"/>
           </w:tcPr>
           <w:p>
-            <w:pPr>
-              <w:spacing w:after="0"/>
-            </w:pPr>
             <w:r/>
             <w:r>
               <w:rPr>
-                <w:b/>
+                <w:rFonts w:ascii="Arial" w:hAnsi="Arial"/>
+                <w:b w:val="0"/>
+                <w:sz w:val="18"/>
               </w:rPr>
-              <w:t>Audio</w:t>
+              <w:t>Screens</w:t>
             </w:r>
           </w:p>
         </w:tc>
         <w:tc>
           <w:tcPr>
-            <w:tcW w:type="dxa" w:w="3456"/>
-            <w:vAlign w:val="top"/>
+            <w:tcW w:type="dxa" w:w="5040"/>
           </w:tcPr>
           <w:p>
-            <w:pPr>
-              <w:spacing w:after="0"/>
-            </w:pPr>
             <w:r/>
             <w:r>
               <w:rPr>
+                <w:rFonts w:ascii="Arial" w:hAnsi="Arial"/>
                 <w:b w:val="0"/>
+                <w:sz w:val="18"/>
               </w:rPr>
-              <w:t>Done as base</w:t>
-            </w:r>
-          </w:p>
-        </w:tc>
-        <w:tc>
-          <w:tcPr>
-            <w:tcW w:type="dxa" w:w="3456"/>
-            <w:vAlign w:val="top"/>
-          </w:tcPr>
-          <w:p>
-            <w:pPr>
-              <w:spacing w:after="0"/>
-            </w:pPr>
-            <w:r/>
-            <w:r>
-              <w:rPr>
-                <w:b w:val="0"/>
-              </w:rPr>
-              <w:t>Generated arcade sound effects with mute control and reverb/echo polish.</w:t>
+              <w:t>Layout Option 1 start screen, animated left attract panel, decorative menu CHOMP art, final victory celebration, animated stats, bubbles, confetti, glow effects, and replay CTA are implemented.</w:t>
             </w:r>
           </w:p>
         </w:tc>
@@ -422,52 +316,49 @@
       <w:tr>
         <w:tc>
           <w:tcPr>
-            <w:tcW w:type="dxa" w:w="3456"/>
-            <w:vAlign w:val="top"/>
+            <w:tcW w:type="dxa" w:w="5040"/>
           </w:tcPr>
           <w:p>
-            <w:pPr>
-              <w:spacing w:after="0"/>
-            </w:pPr>
             <w:r/>
             <w:r>
               <w:rPr>
-                <w:b/>
+                <w:rFonts w:ascii="Arial" w:hAnsi="Arial"/>
+                <w:b w:val="0"/>
+                <w:sz w:val="18"/>
               </w:rPr>
-              <w:t>Remaining feature expansion</w:t>
+              <w:t>Debug tools</w:t>
             </w:r>
           </w:p>
         </w:tc>
         <w:tc>
           <w:tcPr>
-            <w:tcW w:type="dxa" w:w="3456"/>
-            <w:vAlign w:val="top"/>
+            <w:tcW w:type="dxa" w:w="5040"/>
           </w:tcPr>
           <w:p>
+            <w:r/>
             <w:r>
-              <w:t>Complete through Level 20</w:t>
-            </w:r>
-          </w:p>
-        </w:tc>
-        <w:tc>
-          <w:tcPr>
-            <w:tcW w:type="dxa" w:w="3456"/>
-            <w:vAlign w:val="top"/>
-          </w:tcPr>
-          <w:p>
-            <w:r>
-              <w:t>Golden Fish, Puffer Guard, and 20 levels are implemented. Remaining work: manual browser/mobile QA, screenshots, portfolio README, release tag, and eventual Levels 21-50 planning.</w:t>
+              <w:rPr>
+                <w:rFonts w:ascii="Arial" w:hAnsi="Arial"/>
+                <w:b w:val="0"/>
+                <w:sz w:val="18"/>
+              </w:rPr>
+              <w:t>Debug controls are hidden during normal play and enabled only with ?debug=1. Debug scores do not save over real high scores; public/debug behavior needs browser verification.</w:t>
             </w:r>
           </w:p>
         </w:tc>
       </w:tr>
     </w:tbl>
+    <w:p/>
     <w:p>
       <w:pPr>
         <w:pStyle w:val="Heading1"/>
       </w:pPr>
       <w:r>
-        <w:t>2. Accomplished So Far</w:t>
+        <w:rPr>
+          <w:rFonts w:ascii="Arial" w:hAnsi="Arial"/>
+          <w:color w:val="1F7896"/>
+        </w:rPr>
+        <w:t>Completed</w:t>
       </w:r>
     </w:p>
     <w:p>
@@ -475,7 +366,11 @@
         <w:pStyle w:val="Heading2"/>
       </w:pPr>
       <w:r>
-        <w:t>Phase 1 - Core Prototype</w:t>
+        <w:rPr>
+          <w:rFonts w:ascii="Arial" w:hAnsi="Arial"/>
+          <w:color w:val="182430"/>
+        </w:rPr>
+        <w:t>Core Game</w:t>
       </w:r>
     </w:p>
     <w:p>
@@ -483,13 +378,7 @@
         <w:pStyle w:val="ListBullet"/>
       </w:pPr>
       <w:r>
-        <w:rPr>
-          <w:b/>
-        </w:rPr>
-        <w:t xml:space="preserve">[x] </w:t>
-      </w:r>
-      <w:r>
-        <w:t>Created browser-based HTML/CSS/JavaScript Canvas project.</w:t>
+        <w:t>Browser-based HTML, CSS, JavaScript, and Canvas implementation.</w:t>
       </w:r>
     </w:p>
     <w:p>
@@ -497,13 +386,7 @@
         <w:pStyle w:val="ListBullet"/>
       </w:pPr>
       <w:r>
-        <w:rPr>
-          <w:b/>
-        </w:rPr>
-        <w:t xml:space="preserve">[x] </w:t>
-      </w:r>
-      <w:r>
-        <w:t>Built CHOMP title/start screen with tap/Space start behavior.</w:t>
+        <w:t>Tile-based reef maze system with wall collision and reachable collectible validation.</w:t>
       </w:r>
     </w:p>
     <w:p>
@@ -511,13 +394,7 @@
         <w:pStyle w:val="ListBullet"/>
       </w:pPr>
       <w:r>
-        <w:rPr>
-          <w:b/>
-        </w:rPr>
-        <w:t xml:space="preserve">[x] </w:t>
-      </w:r>
-      <w:r>
-        <w:t>Created tile-based coral reef maze system.</w:t>
+        <w:t>50 playable levels with increasing later-level challenge and final victory after Level 50.</w:t>
       </w:r>
     </w:p>
     <w:p>
@@ -525,13 +402,7 @@
         <w:pStyle w:val="ListBullet"/>
       </w:pPr>
       <w:r>
-        <w:rPr>
-          <w:b/>
-        </w:rPr>
-        <w:t xml:space="preserve">[x] </w:t>
-      </w:r>
-      <w:r>
-        <w:t>Drew walls, water paths, chum, and Frenzy Bait.</w:t>
+        <w:t>Keyboard, WASD, mobile swipe, tap/click start, pause, restart, and replay support.</w:t>
       </w:r>
     </w:p>
     <w:p>
@@ -539,13 +410,7 @@
         <w:pStyle w:val="ListBullet"/>
       </w:pPr>
       <w:r>
-        <w:rPr>
-          <w:b/>
-        </w:rPr>
-        <w:t xml:space="preserve">[x] </w:t>
-      </w:r>
-      <w:r>
-        <w:t>Added shark player with keyboard, WASD, and mobile swipe movement.</w:t>
+        <w:t>Score, chum-left counter, lives display, level display, high-score display, and local high-score storage during normal play.</w:t>
       </w:r>
     </w:p>
     <w:p>
@@ -553,13 +418,7 @@
         <w:pStyle w:val="ListBullet"/>
       </w:pPr>
       <w:r>
-        <w:rPr>
-          <w:b/>
-        </w:rPr>
-        <w:t xml:space="preserve">[x] </w:t>
-      </w:r>
-      <w:r>
-        <w:t>Added wall collision and tile-based turning behavior.</w:t>
+        <w:t>Golden Fish bonus system with temporary appearance, score reward, shimmer, collection effects, and optional completion role.</w:t>
       </w:r>
     </w:p>
     <w:p>
@@ -567,13 +426,7 @@
         <w:pStyle w:val="ListBullet"/>
       </w:pPr>
       <w:r>
-        <w:rPr>
-          <w:b/>
-        </w:rPr>
-        <w:t xml:space="preserve">[x] </w:t>
-      </w:r>
-      <w:r>
-        <w:t>Added chum collection, Frenzy Bait collection foundation, score, and chum-left tracking.</w:t>
+        <w:t>Frenzy Mode from Frenzy Bait, vulnerable enemy states, escalating enemy-chomp scores, visual feedback, and timer display.</w:t>
       </w:r>
     </w:p>
     <w:p>
@@ -581,7 +434,11 @@
         <w:pStyle w:val="Heading2"/>
       </w:pPr>
       <w:r>
-        <w:t>Phase 2 - Core Arcade Game</w:t>
+        <w:rPr>
+          <w:rFonts w:ascii="Arial" w:hAnsi="Arial"/>
+          <w:color w:val="182430"/>
+        </w:rPr>
+        <w:t>Enemy Roster</w:t>
       </w:r>
     </w:p>
     <w:p>
@@ -589,13 +446,7 @@
         <w:pStyle w:val="ListBullet"/>
       </w:pPr>
       <w:r>
-        <w:rPr>
-          <w:b/>
-        </w:rPr>
-        <w:t xml:space="preserve">[x] </w:t>
-      </w:r>
-      <w:r>
-        <w:t>Added Dolphin Patrol enemy, lives system, collision, game over, and restart.</w:t>
+        <w:t>Dolphin Patrol: fast pursuit pressure and classic chase threat.</w:t>
       </w:r>
     </w:p>
     <w:p>
@@ -603,13 +454,7 @@
         <w:pStyle w:val="ListBullet"/>
       </w:pPr>
       <w:r>
-        <w:rPr>
-          <w:b/>
-        </w:rPr>
-        <w:t xml:space="preserve">[x] </w:t>
-      </w:r>
-      <w:r>
-        <w:t>Added Frenzy Mode: enemies become vulnerable and can be chomped for bonus points.</w:t>
+        <w:t>Electric Eel: slithering route pressure with electric visual identity.</w:t>
       </w:r>
     </w:p>
     <w:p>
@@ -617,13 +462,7 @@
         <w:pStyle w:val="ListBullet"/>
       </w:pPr>
       <w:r>
-        <w:rPr>
-          <w:b/>
-        </w:rPr>
-        <w:t xml:space="preserve">[x] </w:t>
-      </w:r>
-      <w:r>
-        <w:t>Added Electric Eel and Diver Drone enemy types with different behaviors.</w:t>
+        <w:t>Diver Drone: more intentional hunter behavior with scanning presentation.</w:t>
       </w:r>
     </w:p>
     <w:p>
@@ -631,13 +470,19 @@
         <w:pStyle w:val="ListBullet"/>
       </w:pPr>
       <w:r>
+        <w:t>Puffer Guard: route-control enemy that inflates and pressures space without serving as a permanent wall when levels are balanced correctly.</w:t>
+      </w:r>
+    </w:p>
+    <w:p>
+      <w:pPr>
+        <w:pStyle w:val="Heading2"/>
+      </w:pPr>
+      <w:r>
         <w:rPr>
-          <w:b/>
+          <w:rFonts w:ascii="Arial" w:hAnsi="Arial"/>
+          <w:color w:val="182430"/>
         </w:rPr>
-        <w:t xml:space="preserve">[x] </w:t>
-      </w:r>
-      <w:r>
-        <w:t>Refactored enemy system to support multiple enemy types.</w:t>
+        <w:t>Player Presentation</w:t>
       </w:r>
     </w:p>
     <w:p>
@@ -645,13 +490,7 @@
         <w:pStyle w:val="ListBullet"/>
       </w:pPr>
       <w:r>
-        <w:rPr>
-          <w:b/>
-        </w:rPr>
-        <w:t xml:space="preserve">[x] </w:t>
-      </w:r>
-      <w:r>
-        <w:t>Added larger/responsive canvas for desktop, tablet, and phone.</w:t>
+        <w:t>Updated CHOMP movement, direction rotation, angry eye, and Pac-Man-style chomp animation.</w:t>
       </w:r>
     </w:p>
     <w:p>
@@ -659,7 +498,7 @@
         <w:pStyle w:val="ListBullet"/>
       </w:pPr>
       <w:r>
-        <w:t>[x] Added level clear, level progression, configured maze layouts, and win condition.</w:t>
+        <w:t>Shark bubble effects and collection particles.</w:t>
       </w:r>
     </w:p>
     <w:p>
@@ -667,13 +506,7 @@
         <w:pStyle w:val="ListBullet"/>
       </w:pPr>
       <w:r>
-        <w:rPr>
-          <w:b/>
-        </w:rPr>
-        <w:t xml:space="preserve">[x] </w:t>
-      </w:r>
-      <w:r>
-        <w:t>Added debug mode to disable/hide enemies for faster testing.</w:t>
+        <w:t>Polished player-death animation synchronized to the full decoded death WAV duration.</w:t>
       </w:r>
     </w:p>
     <w:p>
@@ -681,13 +514,15 @@
         <w:pStyle w:val="ListBullet"/>
       </w:pPr>
       <w:r>
-        <w:rPr>
-          <w:b/>
-        </w:rPr>
-        <w:t xml:space="preserve">[x] </w:t>
+        <w:t>Death flow freezes normal shark movement, plays the death sound once, animates shock/spin/shrink/fade, then respawns or enters game over.</w:t>
       </w:r>
+    </w:p>
+    <w:p>
+      <w:pPr>
+        <w:pStyle w:val="ListBullet"/>
+      </w:pPr>
       <w:r>
-        <w:t>Added pause/resume and localStorage high score.</w:t>
+        <w:t>Menu and victory screens use separate decorative CHOMP artwork so the approved gameplay shark remains unchanged.</w:t>
       </w:r>
     </w:p>
     <w:p>
@@ -695,7 +530,11 @@
         <w:pStyle w:val="Heading2"/>
       </w:pPr>
       <w:r>
-        <w:t>Phase 3 - Visual, Audio, and Feel Polish Completed</w:t>
+        <w:rPr>
+          <w:rFonts w:ascii="Arial" w:hAnsi="Arial"/>
+          <w:color w:val="182430"/>
+        </w:rPr>
+        <w:t>Audio</w:t>
       </w:r>
     </w:p>
     <w:p>
@@ -703,13 +542,7 @@
         <w:pStyle w:val="ListBullet"/>
       </w:pPr>
       <w:r>
-        <w:rPr>
-          <w:b/>
-        </w:rPr>
-        <w:t xml:space="preserve">[x] </w:t>
-      </w:r>
-      <w:r>
-        <w:t>Improved page background, maze environment, HUD, board frame, and overlays.</w:t>
+        <w:t>Main gameplay music loop and start-screen music behavior.</w:t>
       </w:r>
     </w:p>
     <w:p>
@@ -717,13 +550,7 @@
         <w:pStyle w:val="ListBullet"/>
       </w:pPr>
       <w:r>
-        <w:rPr>
-          <w:b/>
-        </w:rPr>
-        <w:t xml:space="preserve">[x] </w:t>
-      </w:r>
-      <w:r>
-        <w:t>Added shark chomping animation with teeth.</w:t>
+        <w:t>Frenzy music loop with timer-based playback-rate slowdown near the end of Frenzy Mode.</w:t>
       </w:r>
     </w:p>
     <w:p>
@@ -731,13 +558,7 @@
         <w:pStyle w:val="ListBullet"/>
       </w:pPr>
       <w:r>
-        <w:rPr>
-          <w:b/>
-        </w:rPr>
-        <w:t xml:space="preserve">[x] </w:t>
-      </w:r>
-      <w:r>
-        <w:t>Refined shark silhouette: flatter belly, two-lobed tail, better dorsal fin.</w:t>
+        <w:t>Death sound, final victory music, generated arcade SFX, music ducking, and mute support.</w:t>
       </w:r>
     </w:p>
     <w:p>
@@ -745,13 +566,7 @@
         <w:pStyle w:val="ListBullet"/>
       </w:pPr>
       <w:r>
-        <w:rPr>
-          <w:b/>
-        </w:rPr>
-        <w:t xml:space="preserve">[x] </w:t>
-      </w:r>
-      <w:r>
-        <w:t>Increased shark speed slightly and improved chomp jaw/nose motion.</w:t>
+        <w:t>Saved mute preference and Web Audio browser-unlock handling for desktop and mobile browsers.</w:t>
       </w:r>
     </w:p>
     <w:p>
@@ -759,13 +574,7 @@
         <w:pStyle w:val="ListBullet"/>
       </w:pPr>
       <w:r>
-        <w:rPr>
-          <w:b/>
-        </w:rPr>
-        <w:t xml:space="preserve">[x] </w:t>
-      </w:r>
-      <w:r>
-        <w:t>Improved enemy visuals and added particle effects/bubbles.</w:t>
+        <w:t>GitHub Pages production audio assets are included in the repository rather than served as unsupported LFS pointers.</w:t>
       </w:r>
     </w:p>
     <w:p>
@@ -773,13 +582,19 @@
         <w:pStyle w:val="ListBullet"/>
       </w:pPr>
       <w:r>
+        <w:t>Temporary audio diagnostics were removed after validation; concise production warnings remain for genuine failures.</w:t>
+      </w:r>
+    </w:p>
+    <w:p>
+      <w:pPr>
+        <w:pStyle w:val="Heading2"/>
+      </w:pPr>
+      <w:r>
         <w:rPr>
-          <w:b/>
+          <w:rFonts w:ascii="Arial" w:hAnsi="Arial"/>
+          <w:color w:val="182430"/>
         </w:rPr>
-        <w:t xml:space="preserve">[x] </w:t>
-      </w:r>
-      <w:r>
-        <w:t>Added random shark-themed level-clear messages.</w:t>
+        <w:t>Start Screen</w:t>
       </w:r>
     </w:p>
     <w:p>
@@ -787,13 +602,7 @@
         <w:pStyle w:val="ListBullet"/>
       </w:pPr>
       <w:r>
-        <w:rPr>
-          <w:b/>
-        </w:rPr>
-        <w:t xml:space="preserve">[x] </w:t>
-      </w:r>
-      <w:r>
-        <w:t>Added generated arcade sound effects and mute control.</w:t>
+        <w:t>Layout Option 1 with large decorative CHOMP hero art, supporting enemy character artwork, clear objectives, controls, and strong start CTA.</w:t>
       </w:r>
     </w:p>
     <w:p>
@@ -801,13 +610,7 @@
         <w:pStyle w:val="ListBullet"/>
       </w:pPr>
       <w:r>
-        <w:rPr>
-          <w:b/>
-        </w:rPr>
-        <w:t xml:space="preserve">[x] </w:t>
-      </w:r>
-      <w:r>
-        <w:t>Added subtle reverb/echo polish to generated sounds.</w:t>
+        <w:t>Animated left-side arcade attract sequence introduces CHOMP, Dolphin Patrol, Electric Eel, Diver Drone, and Puffer Guard.</w:t>
       </w:r>
     </w:p>
     <w:p>
@@ -815,13 +618,19 @@
         <w:pStyle w:val="ListBullet"/>
       </w:pPr>
       <w:r>
+        <w:t>Attract sequence includes scanline wipes, tuned easing, readable character labels, and start-screen main music.</w:t>
+      </w:r>
+    </w:p>
+    <w:p>
+      <w:pPr>
+        <w:pStyle w:val="Heading2"/>
+      </w:pPr>
+      <w:r>
         <w:rPr>
-          <w:b/>
+          <w:rFonts w:ascii="Arial" w:hAnsi="Arial"/>
+          <w:color w:val="182430"/>
         </w:rPr>
-        <w:t xml:space="preserve">[x] </w:t>
-      </w:r>
-      <w:r>
-        <w:t>Began creature motion polish: eel electricity/slither, dolphin nose/tail motion, shark tail motion.</w:t>
+        <w:t>Final Victory Screen</w:t>
       </w:r>
     </w:p>
     <w:p>
@@ -829,7 +638,15 @@
         <w:pStyle w:val="ListBullet"/>
       </w:pPr>
       <w:r>
-        <w:t>[x] Added screen overlay polish, Frenzy Mode readability/balance polish, Golden Fish, Puffer Guard, and 20-level progression.</w:t>
+        <w:t>Celebration after clearing all 50 levels.</w:t>
+      </w:r>
+    </w:p>
+    <w:p>
+      <w:pPr>
+        <w:pStyle w:val="ListBullet"/>
+      </w:pPr>
+      <w:r>
+        <w:t>Animated CHOMP hero entrance, spotlight/glow treatment, confetti, bubbles, animated stat counters, new-high-score presentation, replay CTA, and victory music.</w:t>
       </w:r>
     </w:p>
     <w:p>
@@ -837,15 +654,11 @@
         <w:pStyle w:val="Heading1"/>
       </w:pPr>
       <w:r>
-        <w:t>3. Active Phase A Polish Tasks</w:t>
-      </w:r>
-    </w:p>
-    <w:p>
-      <w:pPr>
-        <w:pStyle w:val="Heading2"/>
-      </w:pPr>
-      <w:r>
-        <w:t>Phase A - Finish Polish Pass</w:t>
+        <w:rPr>
+          <w:rFonts w:ascii="Arial" w:hAnsi="Arial"/>
+          <w:color w:val="1F7896"/>
+        </w:rPr>
+        <w:t>Recently Completed</w:t>
       </w:r>
     </w:p>
     <w:p>
@@ -853,13 +666,7 @@
         <w:pStyle w:val="ListBullet"/>
       </w:pPr>
       <w:r>
-        <w:rPr>
-          <w:b/>
-        </w:rPr>
-        <w:t xml:space="preserve">[x] </w:t>
-      </w:r>
-      <w:r>
-        <w:t>Shark speed increased slightly.</w:t>
+        <w:t>Extra-life reward implementation: one life after every third completed level, maximum 5 lives, no reward after Level 50, duplicate reward prevention, visual badge, particles, and existing generated SFX cue. Browser verification remains pending.</w:t>
       </w:r>
     </w:p>
     <w:p>
@@ -867,13 +674,7 @@
         <w:pStyle w:val="ListBullet"/>
       </w:pPr>
       <w:r>
-        <w:rPr>
-          <w:b/>
-        </w:rPr>
-        <w:t xml:space="preserve">[x] </w:t>
-      </w:r>
-      <w:r>
-        <w:t>Chomping animation improved so upper jaw/nose moves with the mouth.</w:t>
+        <w:t>Debug-mode restriction: debug tools are hidden from normal players, enabled only by ?debug=1, distinguish level jumping from completing the current level, and suppress high-score saving during debug sessions. Browser verification remains pending.</w:t>
       </w:r>
     </w:p>
     <w:p>
@@ -881,13 +682,19 @@
         <w:pStyle w:val="ListBullet"/>
       </w:pPr>
       <w:r>
+        <w:t>Start and victory screen polish: decorative art, animated attract sequence, tuned transitions, final celebration animation, and responsive presentation updates.</w:t>
+      </w:r>
+    </w:p>
+    <w:p>
+      <w:pPr>
+        <w:pStyle w:val="Heading1"/>
+      </w:pPr>
+      <w:r>
         <w:rPr>
-          <w:b/>
+          <w:rFonts w:ascii="Arial" w:hAnsi="Arial"/>
+          <w:color w:val="1F7896"/>
         </w:rPr>
-        <w:t xml:space="preserve">[x] </w:t>
-      </w:r>
-      <w:r>
-        <w:t>Creature motion polish prompt created/applied: eel electricity/slither, dolphin nose and swim motion, shark tail movement.</w:t>
+        <w:t>In Progress</w:t>
       </w:r>
     </w:p>
     <w:p>
@@ -895,13 +702,7 @@
         <w:pStyle w:val="ListBullet"/>
       </w:pPr>
       <w:r>
-        <w:rPr>
-          <w:b/>
-        </w:rPr>
-        <w:t xml:space="preserve">[x] </w:t>
-      </w:r>
-      <w:r>
-        <w:t>Screen/overlay polish prompt created/applied: start, pause, level clear, game over, win screens.</w:t>
+        <w:t>End-to-end browser playtesting of the full 50-level run.</w:t>
       </w:r>
     </w:p>
     <w:p>
@@ -909,13 +710,7 @@
         <w:pStyle w:val="ListBullet"/>
       </w:pPr>
       <w:r>
-        <w:rPr>
-          <w:b/>
-        </w:rPr>
-        <w:t xml:space="preserve">[x] </w:t>
-      </w:r>
-      <w:r>
-        <w:t>Frenzy Mode readability/balance prompt created/applied: clear start/end feedback, timer warning, vulnerable enemy visuals.</w:t>
+        <w:t>Balance review for early-mid difficulty pressure, especially Levels 4-10 and Levels 8-10 enemy density.</w:t>
       </w:r>
     </w:p>
     <w:p>
@@ -923,7 +718,7 @@
         <w:pStyle w:val="ListBullet"/>
       </w:pPr>
       <w:r>
-        <w:t>[ ] Test all polish, level, Golden Fish, and Puffer changes together on desktop and phone after the latest merge.</w:t>
+        <w:t>Verification of new extra-life and debug-mode behavior on local server and GitHub Pages.</w:t>
       </w:r>
     </w:p>
     <w:p>
@@ -931,7 +726,117 @@
         <w:pStyle w:val="ListBullet"/>
       </w:pPr>
       <w:r>
-        <w:t>[x] Make source-level readability and balance passes: shark/enemy clarity, Frenzy clarity, particle density, HUD scaling, Levels 4-10 pressure, and Levels 11-20 expansion structure.</w:t>
+        <w:t>Audio regression testing across desktop, mobile, Chrome, and Safari.</w:t>
+      </w:r>
+    </w:p>
+    <w:p>
+      <w:pPr>
+        <w:pStyle w:val="Heading1"/>
+      </w:pPr>
+      <w:r>
+        <w:rPr>
+          <w:rFonts w:ascii="Arial" w:hAnsi="Arial"/>
+          <w:color w:val="1F7896"/>
+        </w:rPr>
+        <w:t>Next Priorities</w:t>
+      </w:r>
+    </w:p>
+    <w:p>
+      <w:pPr>
+        <w:pStyle w:val="ListNumber"/>
+      </w:pPr>
+      <w:r>
+        <w:t>Browser playtesting and balancing of Levels 4-10.</w:t>
+      </w:r>
+    </w:p>
+    <w:p>
+      <w:pPr>
+        <w:pStyle w:val="ListNumber"/>
+      </w:pPr>
+      <w:r>
+        <w:t>Pay particular attention to enemy density and pressure in Levels 8-10.</w:t>
+      </w:r>
+    </w:p>
+    <w:p>
+      <w:pPr>
+        <w:pStyle w:val="ListNumber"/>
+      </w:pPr>
+      <w:r>
+        <w:t>Verify the extra-life system at Levels 3, 6, 9, and the 5-life cap.</w:t>
+      </w:r>
+    </w:p>
+    <w:p>
+      <w:pPr>
+        <w:pStyle w:val="ListNumber"/>
+      </w:pPr>
+      <w:r>
+        <w:t>Verify public-mode and ?debug=1 behavior.</w:t>
+      </w:r>
+    </w:p>
+    <w:p>
+      <w:pPr>
+        <w:pStyle w:val="ListNumber"/>
+      </w:pPr>
+      <w:r>
+        <w:t>Full audio testing on local server, GitHub Pages, Safari, Chrome, desktop, and mobile.</w:t>
+      </w:r>
+    </w:p>
+    <w:p>
+      <w:pPr>
+        <w:pStyle w:val="ListNumber"/>
+      </w:pPr>
+      <w:r>
+        <w:t>Check MP3 conversion only if WAV download size becomes a measurable performance problem.</w:t>
+      </w:r>
+    </w:p>
+    <w:p>
+      <w:pPr>
+        <w:pStyle w:val="ListNumber"/>
+      </w:pPr>
+      <w:r>
+        <w:t>Test start-screen and victory-screen responsiveness at common desktop and mobile sizes.</w:t>
+      </w:r>
+    </w:p>
+    <w:p>
+      <w:pPr>
+        <w:pStyle w:val="ListNumber"/>
+      </w:pPr>
+      <w:r>
+        <w:t>Confirm all 50 levels can be completed without unreachable chum or invalid spawn positions.</w:t>
+      </w:r>
+    </w:p>
+    <w:p>
+      <w:pPr>
+        <w:pStyle w:val="ListNumber"/>
+      </w:pPr>
+      <w:r>
+        <w:t>Continue balancing late-game difficulty before adding new levels or major mechanics.</w:t>
+      </w:r>
+    </w:p>
+    <w:p>
+      <w:pPr>
+        <w:pStyle w:val="ListNumber"/>
+      </w:pPr>
+      <w:r>
+        <w:t>Final cleanup of unused code, comments, temporary assets, and development-only logs.</w:t>
+      </w:r>
+    </w:p>
+    <w:p>
+      <w:pPr>
+        <w:pStyle w:val="Heading1"/>
+      </w:pPr>
+      <w:r>
+        <w:rPr>
+          <w:rFonts w:ascii="Arial" w:hAnsi="Arial"/>
+          <w:color w:val="1F7896"/>
+        </w:rPr>
+        <w:t>Future Ideas</w:t>
+      </w:r>
+    </w:p>
+    <w:p>
+      <w:pPr/>
+      <w:r>
+        <w:t>These are optional ideas, not committed requirements.</w:t>
       </w:r>
     </w:p>
     <w:p>
@@ -939,7 +844,71 @@
         <w:pStyle w:val="ListBullet"/>
       </w:pPr>
       <w:r>
-        <w:t>[ ] Confirm no console errors, no audio errors, and no performance issues in real browser/device testing.</w:t>
+        <w:t>Additional sound effects.</w:t>
+      </w:r>
+    </w:p>
+    <w:p>
+      <w:pPr>
+        <w:pStyle w:val="ListBullet"/>
+      </w:pPr>
+      <w:r>
+        <w:t>More menu illustration polish.</w:t>
+      </w:r>
+    </w:p>
+    <w:p>
+      <w:pPr>
+        <w:pStyle w:val="ListBullet"/>
+      </w:pPr>
+      <w:r>
+        <w:t>Additional enemy animation refinement.</w:t>
+      </w:r>
+    </w:p>
+    <w:p>
+      <w:pPr>
+        <w:pStyle w:val="ListBullet"/>
+      </w:pPr>
+      <w:r>
+        <w:t>Achievement system.</w:t>
+      </w:r>
+    </w:p>
+    <w:p>
+      <w:pPr>
+        <w:pStyle w:val="ListBullet"/>
+      </w:pPr>
+      <w:r>
+        <w:t>Alternate visual themes.</w:t>
+      </w:r>
+    </w:p>
+    <w:p>
+      <w:pPr>
+        <w:pStyle w:val="ListBullet"/>
+      </w:pPr>
+      <w:r>
+        <w:t>Expanded accessibility options.</w:t>
+      </w:r>
+    </w:p>
+    <w:p>
+      <w:pPr>
+        <w:pStyle w:val="ListBullet"/>
+      </w:pPr>
+      <w:r>
+        <w:t>Controller support.</w:t>
+      </w:r>
+    </w:p>
+    <w:p>
+      <w:pPr>
+        <w:pStyle w:val="ListBullet"/>
+      </w:pPr>
+      <w:r>
+        <w:t>Packaging CHOMP for a home arcade cabinet.</w:t>
+      </w:r>
+    </w:p>
+    <w:p>
+      <w:pPr>
+        <w:pStyle w:val="ListBullet"/>
+      </w:pPr>
+      <w:r>
+        <w:t>A separate Scorched Earth-style project after CHOMP reaches a stable release.</w:t>
       </w:r>
     </w:p>
     <w:p>
@@ -947,15 +916,11 @@
         <w:pStyle w:val="Heading1"/>
       </w:pPr>
       <w:r>
-        <w:t>4. Roadmap Status</w:t>
-      </w:r>
-    </w:p>
-    <w:p>
-      <w:pPr>
-        <w:pStyle w:val="Heading2"/>
-      </w:pPr>
-      <w:r>
-        <w:t>Phase B - Golden Fish Bonus Item</w:t>
+        <w:rPr>
+          <w:rFonts w:ascii="Arial" w:hAnsi="Arial"/>
+          <w:color w:val="1F7896"/>
+        </w:rPr>
+        <w:t>Deferred / Not Currently Planned</w:t>
       </w:r>
     </w:p>
     <w:p>
@@ -963,7 +928,7 @@
         <w:pStyle w:val="ListBullet"/>
       </w:pPr>
       <w:r>
-        <w:t>[x] Add Golden Fish bonus item that appears temporarily and is not required for level clear.</w:t>
+        <w:t>New enemy types for the current stabilization phase.</w:t>
       </w:r>
     </w:p>
     <w:p>
@@ -971,7 +936,7 @@
         <w:pStyle w:val="ListBullet"/>
       </w:pPr>
       <w:r>
-        <w:t>[x] Award Golden Fish bonus points with level-tunable appearance settings.</w:t>
+        <w:t>Large new gameplay systems before the 50-level build is balanced and reliable.</w:t>
       </w:r>
     </w:p>
     <w:p>
@@ -979,7 +944,7 @@
         <w:pStyle w:val="ListBullet"/>
       </w:pPr>
       <w:r>
-        <w:t>[x] Add clear visual shimmer/glow and collection sound/effect.</w:t>
+        <w:t>Additional levels beyond the configured 50-level release path.</w:t>
       </w:r>
     </w:p>
     <w:p>
@@ -987,15 +952,19 @@
         <w:pStyle w:val="ListBullet"/>
       </w:pPr>
       <w:r>
-        <w:t>[x] Ensure it creates risk/reward without disrupting maze flow.</w:t>
+        <w:t>MP3 conversion unless WAV size or loading time becomes a measured production problem.</w:t>
       </w:r>
     </w:p>
     <w:p>
       <w:pPr>
-        <w:pStyle w:val="Heading2"/>
+        <w:pStyle w:val="Heading1"/>
       </w:pPr>
       <w:r>
-        <w:t>Phase C - Puffer Guard Enemy</w:t>
+        <w:rPr>
+          <w:rFonts w:ascii="Arial" w:hAnsi="Arial"/>
+          <w:color w:val="1F7896"/>
+        </w:rPr>
+        <w:t>Current Design Direction</w:t>
       </w:r>
     </w:p>
     <w:p>
@@ -1003,7 +972,7 @@
         <w:pStyle w:val="ListBullet"/>
       </w:pPr>
       <w:r>
-        <w:t>[x] Add Puffer Guard as a slow route-pressure enemy for later levels.</w:t>
+        <w:t>CHOMP is now a complete 50-level browser arcade game rather than a small prototype.</w:t>
       </w:r>
     </w:p>
     <w:p>
@@ -1011,7 +980,7 @@
         <w:pStyle w:val="ListBullet"/>
       </w:pPr>
       <w:r>
-        <w:t>[x] Give it a distinct pufferfish look with slow patrol behavior.</w:t>
+        <w:t>Decorative menu/victory artwork is separate from gameplay sprite rendering.</w:t>
       </w:r>
     </w:p>
     <w:p>
@@ -1019,7 +988,7 @@
         <w:pStyle w:val="ListBullet"/>
       </w:pPr>
       <w:r>
-        <w:t>[x] Integrate with Frenzy Mode vulnerability and enemy collision system.</w:t>
+        <w:t>Audio is a core presentation feature, not a later enhancement.</w:t>
       </w:r>
     </w:p>
     <w:p>
@@ -1027,15 +996,7 @@
         <w:pStyle w:val="ListBullet"/>
       </w:pPr>
       <w:r>
-        <w:t>[x] Introduce through level data so early difficulty remains fair.</w:t>
-      </w:r>
-    </w:p>
-    <w:p>
-      <w:pPr>
-        <w:pStyle w:val="Heading2"/>
-      </w:pPr>
-      <w:r>
-        <w:t>Phase D - Expand to 10 Levels</w:t>
+        <w:t>The start-screen left panel is an animated attract-mode character introduction.</w:t>
       </w:r>
     </w:p>
     <w:p>
@@ -1043,7 +1004,7 @@
         <w:pStyle w:val="ListBullet"/>
       </w:pPr>
       <w:r>
-        <w:t>[x] Add more maze layouts or variations, expanding from 3 levels to 10.</w:t>
+        <w:t>The death sequence is an audio-synchronized animation rather than an immediate respawn.</w:t>
       </w:r>
     </w:p>
     <w:p>
@@ -1051,7 +1012,7 @@
         <w:pStyle w:val="ListBullet"/>
       </w:pPr>
       <w:r>
-        <w:t>[x] Improve difficulty scaling across levels: speed, enemy count, Frenzy duration, maze complexity, and Levels 4-10 balance.</w:t>
+        <w:t>Debug functionality remains in the production repository but is hidden behind a URL flag.</w:t>
       </w:r>
     </w:p>
     <w:p>
@@ -1059,7 +1020,7 @@
         <w:pStyle w:val="ListBullet"/>
       </w:pPr>
       <w:r>
-        <w:t>[x] Make sure every level has reachable chum/Frenzy Bait and valid spawns.</w:t>
+        <w:t>Extra lives come from predictable level milestones, not random drops.</w:t>
       </w:r>
     </w:p>
     <w:p>
@@ -1067,15 +1028,19 @@
         <w:pStyle w:val="ListBullet"/>
       </w:pPr>
       <w:r>
-        <w:t>[x] Update win condition to trigger after level 10.</w:t>
+        <w:t>The priority is testing, balancing, reliability, and targeted polish.</w:t>
       </w:r>
     </w:p>
     <w:p>
       <w:pPr>
-        <w:pStyle w:val="Heading2"/>
+        <w:pStyle w:val="Heading1"/>
       </w:pPr>
       <w:r>
-        <w:t>Phase E - Mobile and GitHub Pages Final Test</w:t>
+        <w:rPr>
+          <w:rFonts w:ascii="Arial" w:hAnsi="Arial"/>
+          <w:color w:val="1F7896"/>
+        </w:rPr>
+        <w:t>Release Checklist</w:t>
       </w:r>
     </w:p>
     <w:p>
@@ -1083,13 +1048,7 @@
         <w:pStyle w:val="ListBullet"/>
       </w:pPr>
       <w:r>
-        <w:rPr>
-          <w:b/>
-        </w:rPr>
-        <w:t xml:space="preserve">[ ] </w:t>
-      </w:r>
-      <w:r>
-        <w:t>Test iPhone Safari and desktop browsers from GitHub Pages link.</w:t>
+        <w:t>Run the level validator and resolve all errors or material warnings.</w:t>
       </w:r>
     </w:p>
     <w:p>
@@ -1097,13 +1056,7 @@
         <w:pStyle w:val="ListBullet"/>
       </w:pPr>
       <w:r>
-        <w:rPr>
-          <w:b/>
-        </w:rPr>
-        <w:t xml:space="preserve">[ ] </w:t>
-      </w:r>
-      <w:r>
-        <w:t>Confirm tap start/restart, swipe movement, pause, mute, full-screen scaling, and no unwanted scrolling.</w:t>
+        <w:t>Run node --check script.js and git diff --check before release commits.</w:t>
       </w:r>
     </w:p>
     <w:p>
@@ -1111,13 +1064,7 @@
         <w:pStyle w:val="ListBullet"/>
       </w:pPr>
       <w:r>
-        <w:rPr>
-          <w:b/>
-        </w:rPr>
-        <w:t xml:space="preserve">[ ] </w:t>
-      </w:r>
-      <w:r>
-        <w:t>Check audio unlock/mute behavior on iPhone.</w:t>
+        <w:t>Perform desktop and mobile smoke tests from a local server and GitHub Pages.</w:t>
       </w:r>
     </w:p>
     <w:p>
@@ -1125,21 +1072,7 @@
         <w:pStyle w:val="ListBullet"/>
       </w:pPr>
       <w:r>
-        <w:rPr>
-          <w:b/>
-        </w:rPr>
-        <w:t xml:space="preserve">[ ] </w:t>
-      </w:r>
-      <w:r>
-        <w:t>Confirm performance with bubbles, particles, audio, and animations.</w:t>
-      </w:r>
-    </w:p>
-    <w:p>
-      <w:pPr>
-        <w:pStyle w:val="Heading2"/>
-      </w:pPr>
-      <w:r>
-        <w:t>Phase F - Portfolio README and Release Polish</w:t>
+        <w:t>Confirm mute preference, high-score storage, public mode, debug mode, death animation, start-screen music, and final victory music.</w:t>
       </w:r>
     </w:p>
     <w:p>
@@ -1147,574 +1080,12 @@
         <w:pStyle w:val="ListBullet"/>
       </w:pPr>
       <w:r>
-        <w:rPr>
-          <w:b/>
-        </w:rPr>
-        <w:t xml:space="preserve">[ ] </w:t>
-      </w:r>
-      <w:r>
-        <w:t>Update README with description, controls, features, screenshots, GitHub Pages link, tech stack, and future improvements.</w:t>
-      </w:r>
-    </w:p>
-    <w:p>
-      <w:pPr>
-        <w:pStyle w:val="ListBullet"/>
-      </w:pPr>
-      <w:r>
-        <w:rPr>
-          <w:b/>
-        </w:rPr>
-        <w:t xml:space="preserve">[ ] </w:t>
-      </w:r>
-      <w:r>
-        <w:t>Add screenshots or GIF if desired.</w:t>
-      </w:r>
-    </w:p>
-    <w:p>
-      <w:pPr>
-        <w:pStyle w:val="ListBullet"/>
-      </w:pPr>
-      <w:r>
-        <w:rPr>
-          <w:b/>
-        </w:rPr>
-        <w:t xml:space="preserve">[ ] </w:t>
-      </w:r>
-      <w:r>
-        <w:t>Confirm MIT License and asset/audio note.</w:t>
-      </w:r>
-    </w:p>
-    <w:p>
-      <w:pPr>
-        <w:pStyle w:val="ListBullet"/>
-      </w:pPr>
-      <w:r>
-        <w:rPr>
-          <w:b/>
-        </w:rPr>
-        <w:t xml:space="preserve">[ ] </w:t>
-      </w:r>
-      <w:r>
-        <w:t>Tag a stable release or note v1.0 milestone when ready.</w:t>
-      </w:r>
-    </w:p>
-    <w:p>
-      <w:pPr>
-        <w:pStyle w:val="Heading1"/>
-      </w:pPr>
-      <w:r>
-        <w:t>5. Important Current Mechanics to Preserve</w:t>
-      </w:r>
-    </w:p>
-    <w:p>
-      <w:pPr>
-        <w:pStyle w:val="ListBullet"/>
-      </w:pPr>
-      <w:r>
-        <w:t>Shark moves through tile-based maze using Arrow Keys, WASD, and swipe controls.</w:t>
-      </w:r>
-    </w:p>
-    <w:p>
-      <w:pPr>
-        <w:pStyle w:val="ListBullet"/>
-      </w:pPr>
-      <w:r>
-        <w:t>Shark cannot pass through walls; turning should remain forgiving at intersections.</w:t>
-      </w:r>
-    </w:p>
-    <w:p>
-      <w:pPr>
-        <w:pStyle w:val="ListBullet"/>
-      </w:pPr>
-      <w:r>
-        <w:t>Chum increases score and counts toward level clear. Frenzy Bait is collected separately and triggers Frenzy Mode.</w:t>
-      </w:r>
-    </w:p>
-    <w:p>
-      <w:pPr>
-        <w:pStyle w:val="ListBullet"/>
-      </w:pPr>
-      <w:r>
-        <w:t>Frenzy Mode makes enemies vulnerable; shark can chomp enemies for increasing bonus points.</w:t>
-      </w:r>
-    </w:p>
-    <w:p>
-      <w:pPr>
-        <w:pStyle w:val="ListBullet"/>
-      </w:pPr>
-      <w:r>
-        <w:t>Enemies currently include Dolphin Patrol, Electric Eel, Diver Drone, and Puffer Guard, each with distinct visual/behavior goals.</w:t>
-      </w:r>
-    </w:p>
-    <w:p>
-      <w:pPr>
-        <w:pStyle w:val="ListBullet"/>
-      </w:pPr>
-      <w:r>
-        <w:t>Golden Fish, lives, game over, restart, pause/resume, high score, debug mode, audio mute, and responsive canvas must keep working.</w:t>
-      </w:r>
-    </w:p>
-    <w:p>
-      <w:pPr>
-        <w:pStyle w:val="ListBullet"/>
-      </w:pPr>
-      <w:r>
-        <w:t>Debug mode key disables/hides enemies for testing. If an instant-level-clear key exists, keep it marked debug-only.</w:t>
-      </w:r>
-    </w:p>
-    <w:p>
-      <w:pPr>
-        <w:pStyle w:val="ListBullet"/>
-      </w:pPr>
-      <w:r>
-        <w:t>Audio is generated with Web Audio API, initializes after user interaction, and should fail silently if blocked.</w:t>
-      </w:r>
-    </w:p>
-    <w:p>
-      <w:pPr>
-        <w:pStyle w:val="Heading1"/>
-      </w:pPr>
-      <w:r>
-        <w:t>6. Pickup Prompt for Future Chat/Codex Planning</w:t>
-      </w:r>
-    </w:p>
-    <w:p>
-      <w:r>
-        <w:t>Use this prompt to quickly re-establish context later. Paste it into ChatGPT or Codex before continuing work:</w:t>
-      </w:r>
-    </w:p>
-    <w:p>
-      <w:pPr>
-        <w:spacing w:before="120" w:after="120"/>
-        <w:ind w:left="360" w:right="360"/>
-        <w:shd w:fill="EAF8FB"/>
-      </w:pPr>
-      <w:r>
-        <w:t>I am continuing development on a browser-based HTML Canvas game called CHOMP: A Shark Maze Arcade Game. It is a retro reef arcade maze game where a chunky cartoon shark collects chum, avoids enemies, grabs Golden Fish bonuses, and uses Frenzy Bait to enter Frenzy Mode and chomp vulnerable enemies.</w:t>
-        <w:br/>
-        <w:br/>
-        <w:t>Current implemented features:</w:t>
-        <w:br/>
-        <w:t>- HTML/CSS/JavaScript Canvas project published through GitHub Pages.</w:t>
-        <w:br/>
-        <w:t>- Tile-based maze system with coral reef walls, water paths, chum, Frenzy Bait, and Golden Fish.</w:t>
-        <w:br/>
-        <w:t>- Shark player movement with Arrow Keys/WASD and mobile swipe, wall collision, responsive canvas, Pac-Man-style chomp, angry eye, direction rotation, and Frenzy appearance.</w:t>
-        <w:br/>
-        <w:t>- Score, chum-left counter, lives, game over, restart, pause/resume, localStorage high score, debug mode, and mute/sound button.</w:t>
-        <w:br/>
-        <w:t>- Enemies: Dolphin Patrol, Electric Eel, Diver Drone, and Puffer Guard with multiple-enemy level data.</w:t>
-        <w:br/>
-        <w:t>- Frenzy Mode: triggered by Frenzy Bait, makes enemies vulnerable, shark can chomp enemies for bonus points, timer/display/visual effects.</w:t>
-        <w:br/>
-        <w:t>- Level clear/progression with 20 configured maze layouts and final victory after Level 20.</w:t>
-        <w:br/>
-        <w:t>- Visual polish: underwater page/HUD, reef maze styling, chunky shark art/chomp, creature motion polish, bubbles/particles, random shark-pun level-clear messages.</w:t>
-        <w:br/>
-        <w:t>- Audio polish: generated arcade sound effects using Web Audio API, mute saved with localStorage, subtle reverb/echo.</w:t>
-        <w:br/>
-        <w:t>- Latest expansion pass: Levels 11-20 were added with a deliberate second-batch difficulty curve. Puffers remain selective, Levels 18-20 are the main balancing risk area, and all configured levels pass the existing validator.</w:t>
-        <w:br/>
-        <w:br/>
-        <w:t>Do not break existing gameplay. Keep code beginner-friendly, Canvas-only, no external libraries, preserve mobile support, GitHub Pages compatibility, debug mode, audio mute, high score, Golden Fish, Puffer Guard, level progression, and LICENSE. Do not redesign the approved chunky shark unless explicitly requested.</w:t>
-        <w:br/>
-        <w:br/>
-        <w:t>Next likely roadmap phases:</w:t>
-        <w:br/>
-        <w:t>1. Run full manual browser playtesting on desktop for Levels 11-20, with extra attention to Levels 18-20 and the Level 20 victory flow.</w:t>
-        <w:br/>
-        <w:t>2. Run mobile/iPhone Safari testing from the GitHub Pages link for the expanded level set: tap start/restart, swipe movement, pause, mute, audio unlock, scaling, and no unwanted scrolling.</w:t>
-        <w:br/>
-        <w:t>3. Tune Levels 18-20 only if live testing shows speed, enemy density, or Puffer placement is unfair.</w:t>
-        <w:br/>
-        <w:t>4. Capture final screenshots or GIFs if desired for portfolio presentation.</w:t>
-        <w:br/>
-        <w:t>5. Finalize README/release polish and tag a stable milestone when ready.</w:t>
-        <w:br/>
-        <w:t>6. Later, consider post-v1 expansion toward Levels 21-50 only after the 20-level build is fully validated.</w:t>
-        <w:br/>
-        <w:br/>
-        <w:t>When giving Codex prompts, provide one focused task at a time and include git commit messages.</w:t>
-      </w:r>
-    </w:p>
-    <w:p>
-      <w:pPr>
-        <w:pStyle w:val="Heading1"/>
-      </w:pPr>
-      <w:r>
-        <w:t>7. Git Workflow Reminder</w:t>
-      </w:r>
-    </w:p>
-    <w:p>
-      <w:pPr>
-        <w:spacing w:before="120" w:after="120"/>
-        <w:ind w:left="360" w:right="360"/>
-        <w:shd w:fill="EAF8FB"/>
-      </w:pPr>
-      <w:r>
-        <w:rPr>
-          <w:rFonts w:ascii="Courier New" w:hAnsi="Courier New"/>
-          <w:sz w:val="17"/>
-        </w:rPr>
-        <w:t># After each tested feature:</w:t>
-      </w:r>
-      <w:r>
-        <w:br/>
-      </w:r>
-      <w:r>
-        <w:rPr>
-          <w:rFonts w:ascii="Courier New" w:hAnsi="Courier New"/>
-          <w:sz w:val="17"/>
-        </w:rPr>
-        <w:t>git status</w:t>
-      </w:r>
-      <w:r>
-        <w:br/>
-      </w:r>
-      <w:r>
-        <w:rPr>
-          <w:rFonts w:ascii="Courier New" w:hAnsi="Courier New"/>
-          <w:sz w:val="17"/>
-        </w:rPr>
-        <w:t>git add .</w:t>
-      </w:r>
-      <w:r>
-        <w:br/>
-      </w:r>
-      <w:r>
-        <w:rPr>
-          <w:rFonts w:ascii="Courier New" w:hAnsi="Courier New"/>
-          <w:sz w:val="17"/>
-        </w:rPr>
-        <w:t>git commit -m "Describe the completed feature"</w:t>
-      </w:r>
-      <w:r>
-        <w:br/>
-      </w:r>
-      <w:r>
-        <w:rPr>
-          <w:rFonts w:ascii="Courier New" w:hAnsi="Courier New"/>
-          <w:sz w:val="17"/>
-        </w:rPr>
-        <w:t>git push</w:t>
-      </w:r>
-      <w:r>
-        <w:br/>
-      </w:r>
-      <w:r>
-        <w:rPr>
-          <w:rFonts w:ascii="Courier New" w:hAnsi="Courier New"/>
-          <w:sz w:val="17"/>
-        </w:rPr>
-      </w:r>
-      <w:r>
-        <w:br/>
-      </w:r>
-      <w:r>
-        <w:rPr>
-          <w:rFonts w:ascii="Courier New" w:hAnsi="Courier New"/>
-          <w:sz w:val="17"/>
-        </w:rPr>
-        <w:t># If working on a branch and merging into main:</w:t>
-      </w:r>
-      <w:r>
-        <w:br/>
-      </w:r>
-      <w:r>
-        <w:rPr>
-          <w:rFonts w:ascii="Courier New" w:hAnsi="Courier New"/>
-          <w:sz w:val="17"/>
-        </w:rPr>
-        <w:t>git checkout main</w:t>
-      </w:r>
-      <w:r>
-        <w:br/>
-      </w:r>
-      <w:r>
-        <w:rPr>
-          <w:rFonts w:ascii="Courier New" w:hAnsi="Courier New"/>
-          <w:sz w:val="17"/>
-        </w:rPr>
-        <w:t>git pull origin main</w:t>
-      </w:r>
-      <w:r>
-        <w:br/>
-      </w:r>
-      <w:r>
-        <w:rPr>
-          <w:rFonts w:ascii="Courier New" w:hAnsi="Courier New"/>
-          <w:sz w:val="17"/>
-        </w:rPr>
-        <w:t>git merge your-branch-name</w:t>
-      </w:r>
-      <w:r>
-        <w:br/>
-      </w:r>
-      <w:r>
-        <w:rPr>
-          <w:rFonts w:ascii="Courier New" w:hAnsi="Courier New"/>
-          <w:sz w:val="17"/>
-        </w:rPr>
-        <w:t>git push</w:t>
-      </w:r>
-      <w:r>
-        <w:br/>
-      </w:r>
-      <w:r>
-        <w:rPr>
-          <w:rFonts w:ascii="Courier New" w:hAnsi="Courier New"/>
-          <w:sz w:val="17"/>
-        </w:rPr>
-      </w:r>
-      <w:r>
-        <w:br/>
-      </w:r>
-      <w:r>
-        <w:rPr>
-          <w:rFonts w:ascii="Courier New" w:hAnsi="Courier New"/>
-          <w:sz w:val="17"/>
-        </w:rPr>
-        <w:t># Delete merged branch if desired:</w:t>
-      </w:r>
-      <w:r>
-        <w:br/>
-      </w:r>
-      <w:r>
-        <w:rPr>
-          <w:rFonts w:ascii="Courier New" w:hAnsi="Courier New"/>
-          <w:sz w:val="17"/>
-        </w:rPr>
-        <w:t>git branch -d your-branch-name</w:t>
-      </w:r>
-      <w:r>
-        <w:br/>
-      </w:r>
-      <w:r>
-        <w:rPr>
-          <w:rFonts w:ascii="Courier New" w:hAnsi="Courier New"/>
-          <w:sz w:val="17"/>
-        </w:rPr>
-        <w:t>git push origin --delete your-branch-name</w:t>
-      </w:r>
-    </w:p>
-    <w:p>
-      <w:pPr>
-        <w:pStyle w:val="Heading1"/>
-      </w:pPr>
-      <w:r>
-        <w:t>8. Final Phase A Test Checklist</w:t>
-      </w:r>
-    </w:p>
-    <w:p>
-      <w:pPr>
-        <w:pStyle w:val="Heading2"/>
-      </w:pPr>
-      <w:r>
-        <w:t>Desktop Browser</w:t>
-      </w:r>
-    </w:p>
-    <w:p>
-      <w:pPr>
-        <w:pStyle w:val="ListBullet"/>
-      </w:pPr>
-      <w:r>
-        <w:t>[ ] Game loads with no console errors, including the level validator pass for all 10 levels.</w:t>
-      </w:r>
-    </w:p>
-    <w:p>
-      <w:pPr>
-        <w:pStyle w:val="ListBullet"/>
-      </w:pPr>
-      <w:r>
-        <w:rPr>
-          <w:b/>
-        </w:rPr>
-        <w:t xml:space="preserve">[ ] </w:t>
-      </w:r>
-      <w:r>
-        <w:t>Start, pause, level clear, game over, and win screens display cleanly.</w:t>
-      </w:r>
-    </w:p>
-    <w:p>
-      <w:pPr>
-        <w:pStyle w:val="ListBullet"/>
-      </w:pPr>
-      <w:r>
-        <w:rPr>
-          <w:b/>
-        </w:rPr>
-        <w:t xml:space="preserve">[ ] </w:t>
-      </w:r>
-      <w:r>
-        <w:t>Shark speed feels improved but turning remains controllable.</w:t>
-      </w:r>
-    </w:p>
-    <w:p>
-      <w:pPr>
-        <w:pStyle w:val="ListBullet"/>
-      </w:pPr>
-      <w:r>
-        <w:t>[ ] Chunky shark chomp, angry eye, Frenzy appearance, tail motion, and direction facing look correct.</w:t>
-      </w:r>
-    </w:p>
-    <w:p>
-      <w:pPr>
-        <w:pStyle w:val="ListBullet"/>
-      </w:pPr>
-      <w:r>
-        <w:t>[ ] Dolphin, eel, drone, and Puffer Guard visuals remain readable during normal and Frenzy states.</w:t>
-      </w:r>
-    </w:p>
-    <w:p>
-      <w:pPr>
-        <w:pStyle w:val="ListBullet"/>
-      </w:pPr>
-      <w:r>
-        <w:rPr>
-          <w:b/>
-        </w:rPr>
-        <w:t xml:space="preserve">[ ] </w:t>
-      </w:r>
-      <w:r>
-        <w:t>Frenzy Mode start/end, timer, vulnerable enemies, and scoring are clear.</w:t>
-      </w:r>
-    </w:p>
-    <w:p>
-      <w:pPr>
-        <w:pStyle w:val="ListBullet"/>
-      </w:pPr>
-      <w:r>
-        <w:rPr>
-          <w:b/>
-        </w:rPr>
-        <w:t xml:space="preserve">[ ] </w:t>
-      </w:r>
-      <w:r>
-        <w:t>Audio, reverb, mute, and high score persist correctly.</w:t>
-      </w:r>
-    </w:p>
-    <w:p>
-      <w:pPr>
-        <w:pStyle w:val="Heading2"/>
-      </w:pPr>
-      <w:r>
-        <w:t>Mobile / iPhone</w:t>
-      </w:r>
-    </w:p>
-    <w:p>
-      <w:pPr>
-        <w:pStyle w:val="ListBullet"/>
-      </w:pPr>
-      <w:r>
-        <w:rPr>
-          <w:b/>
-        </w:rPr>
-        <w:t xml:space="preserve">[ ] </w:t>
-      </w:r>
-      <w:r>
-        <w:t>GitHub Pages link loads correctly in Safari.</w:t>
-      </w:r>
-    </w:p>
-    <w:p>
-      <w:pPr>
-        <w:pStyle w:val="ListBullet"/>
-      </w:pPr>
-      <w:r>
-        <w:rPr>
-          <w:b/>
-        </w:rPr>
-        <w:t xml:space="preserve">[ ] </w:t>
-      </w:r>
-      <w:r>
-        <w:t>Tap start/restart and swipe movement work.</w:t>
-      </w:r>
-    </w:p>
-    <w:p>
-      <w:pPr>
-        <w:pStyle w:val="ListBullet"/>
-      </w:pPr>
-      <w:r>
-        <w:rPr>
-          <w:b/>
-        </w:rPr>
-        <w:t xml:space="preserve">[ ] </w:t>
-      </w:r>
-      <w:r>
-        <w:t>Canvas fits screen without awkward scrolling or distortion.</w:t>
-      </w:r>
-    </w:p>
-    <w:p>
-      <w:pPr>
-        <w:pStyle w:val="ListBullet"/>
-      </w:pPr>
-      <w:r>
-        <w:rPr>
-          <w:b/>
-        </w:rPr>
-        <w:t xml:space="preserve">[ ] </w:t>
-      </w:r>
-      <w:r>
-        <w:t>Pause and mute buttons are tappable.</w:t>
-      </w:r>
-    </w:p>
-    <w:p>
-      <w:pPr>
-        <w:pStyle w:val="ListBullet"/>
-      </w:pPr>
-      <w:r>
-        <w:rPr>
-          <w:b/>
-        </w:rPr>
-        <w:t xml:space="preserve">[ ] </w:t>
-      </w:r>
-      <w:r>
-        <w:t>Audio unlocks only after user interaction and does not throw errors.</w:t>
-      </w:r>
-    </w:p>
-    <w:p>
-      <w:pPr>
-        <w:pStyle w:val="ListBullet"/>
-      </w:pPr>
-      <w:r>
-        <w:t>[ ] Performance stays smooth with bubbles, particles, creature animation, audio, and later-level enemy counts.</w:t>
-      </w:r>
-    </w:p>
-    <w:p>
-      <w:pPr>
-        <w:pStyle w:val="Heading2"/>
-      </w:pPr>
-      <w:r>
-        <w:t>Phase G - Levels 11-20 Expansion</w:t>
-      </w:r>
-    </w:p>
-    <w:p>
-      <w:r>
-        <w:t>[x] Add Levels 11-20 using the existing level-data format.</w:t>
-      </w:r>
-    </w:p>
-    <w:p>
-      <w:r>
-        <w:t>[x] Preserve Levels 1-10 and all existing systems.</w:t>
-      </w:r>
-    </w:p>
-    <w:p>
-      <w:r>
-        <w:t>[x] Keep Golden Fish available and document custom later-level timing.</w:t>
-      </w:r>
-    </w:p>
-    <w:p>
-      <w:r>
-        <w:t>[x] Validate all 20 configured levels with reachable collectibles and valid spawns.</w:t>
-      </w:r>
-    </w:p>
-    <w:p>
-      <w:r>
-        <w:t>[ ] Complete live browser/mobile playtesting for Levels 11-20, especially Levels 18-20.</w:t>
+        <w:t>Capture screenshots or GIFs only after layout and balance are stable.</w:t>
       </w:r>
     </w:p>
     <w:sectPr>
       <w:pgSz w:w="12240" w:h="15840"/>
-      <w:pgMar w:top="864" w:right="936" w:bottom="864" w:left="936" w:header="720" w:footer="720" w:gutter="0"/>
+      <w:pgMar w:top="1080" w:right="1080" w:bottom="1080" w:left="1080" w:header="720" w:footer="720" w:gutter="0"/>
       <w:cols w:space="720"/>
       <w:docGrid w:linePitch="360"/>
     </w:sectPr>
@@ -2085,8 +1456,11 @@
     <w:name w:val="Normal"/>
     <w:qFormat/>
     <w:rsid w:val="00FC693F"/>
+    <w:pPr>
+      <w:spacing w:after="100" w:line="259" w:lineRule="auto"/>
+    </w:pPr>
     <w:rPr>
-      <w:rFonts w:ascii="Aptos" w:hAnsi="Aptos"/>
+      <w:rFonts w:ascii="Arial" w:hAnsi="Arial"/>
       <w:sz w:val="20"/>
     </w:rPr>
   </w:style>
@@ -2149,11 +1523,11 @@
       <w:outlineLvl w:val="0"/>
     </w:pPr>
     <w:rPr>
-      <w:rFonts w:asciiTheme="majorHAnsi" w:eastAsiaTheme="majorEastAsia" w:hAnsiTheme="majorHAnsi" w:cstheme="majorBidi" w:ascii="Aptos Display" w:hAnsi="Aptos Display"/>
+      <w:rFonts w:asciiTheme="majorHAnsi" w:eastAsiaTheme="majorEastAsia" w:hAnsiTheme="majorHAnsi" w:cstheme="majorBidi"/>
       <w:b/>
       <w:bCs/>
-      <w:color w:val="005C74"/>
-      <w:sz w:val="40"/>
+      <w:color w:val="365F91" w:themeColor="accent1" w:themeShade="BF"/>
+      <w:sz w:val="28"/>
       <w:szCs w:val="28"/>
     </w:rPr>
   </w:style>
@@ -2173,11 +1547,11 @@
       <w:outlineLvl w:val="1"/>
     </w:pPr>
     <w:rPr>
-      <w:rFonts w:asciiTheme="majorHAnsi" w:eastAsiaTheme="majorEastAsia" w:hAnsiTheme="majorHAnsi" w:cstheme="majorBidi" w:ascii="Aptos Display" w:hAnsi="Aptos Display"/>
+      <w:rFonts w:asciiTheme="majorHAnsi" w:eastAsiaTheme="majorEastAsia" w:hAnsiTheme="majorHAnsi" w:cstheme="majorBidi"/>
       <w:b/>
       <w:bCs/>
-      <w:color w:val="005C74"/>
-      <w:sz w:val="28"/>
+      <w:color w:val="4F81BD" w:themeColor="accent1"/>
+      <w:sz w:val="26"/>
       <w:szCs w:val="26"/>
     </w:rPr>
   </w:style>
@@ -2197,11 +1571,10 @@
       <w:outlineLvl w:val="2"/>
     </w:pPr>
     <w:rPr>
-      <w:rFonts w:asciiTheme="majorHAnsi" w:eastAsiaTheme="majorEastAsia" w:hAnsiTheme="majorHAnsi" w:cstheme="majorBidi" w:ascii="Aptos Display" w:hAnsi="Aptos Display"/>
+      <w:rFonts w:asciiTheme="majorHAnsi" w:eastAsiaTheme="majorEastAsia" w:hAnsiTheme="majorHAnsi" w:cstheme="majorBidi"/>
       <w:b/>
       <w:bCs/>
-      <w:color w:val="005C74"/>
-      <w:sz w:val="22"/>
+      <w:color w:val="4F81BD" w:themeColor="accent1"/>
     </w:rPr>
   </w:style>
   <w:style w:type="paragraph" w:styleId="Heading4">
@@ -2617,8 +1990,13 @@
       <w:numPr>
         <w:numId w:val="1"/>
       </w:numPr>
+      <w:spacing w:after="60"/>
       <w:contextualSpacing/>
     </w:pPr>
+    <w:rPr>
+      <w:rFonts w:ascii="Arial" w:hAnsi="Arial"/>
+      <w:sz w:val="20"/>
+    </w:rPr>
   </w:style>
   <w:style w:type="paragraph" w:styleId="ListBullet2">
     <w:name w:val="List Bullet 2"/>
@@ -2656,8 +2034,13 @@
       <w:numPr>
         <w:numId w:val="5"/>
       </w:numPr>
+      <w:spacing w:after="60"/>
       <w:contextualSpacing/>
     </w:pPr>
+    <w:rPr>
+      <w:rFonts w:ascii="Arial" w:hAnsi="Arial"/>
+      <w:sz w:val="20"/>
+    </w:rPr>
   </w:style>
   <w:style w:type="paragraph" w:styleId="ListNumber2">
     <w:name w:val="List Number 2"/>
